--- a/Trabajo_Final/Trabajo Final R1-BORQUEZ-RAYES - juli.docx
+++ b/Trabajo_Final/Trabajo Final R1-BORQUEZ-RAYES - juli.docx
@@ -1,6 +1,6 @@
 
 <file path=word/document.xml><?xml version="1.0" encoding="utf-8"?>
-<w:document xmlns:wpc="http://schemas.microsoft.com/office/word/2010/wordprocessingCanvas" xmlns:mc="http://schemas.openxmlformats.org/markup-compatibility/2006" xmlns:o="urn:schemas-microsoft-com:office:office" xmlns:r="http://schemas.openxmlformats.org/officeDocument/2006/relationships" xmlns:m="http://schemas.openxmlformats.org/officeDocument/2006/math" xmlns:v="urn:schemas-microsoft-com:vml" xmlns:wp14="http://schemas.microsoft.com/office/word/2010/wordprocessingDrawing" xmlns:wp="http://schemas.openxmlformats.org/drawingml/2006/wordprocessingDrawing" xmlns:w10="urn:schemas-microsoft-com:office:word" xmlns:w="http://schemas.openxmlformats.org/wordprocessingml/2006/main" xmlns:w14="http://schemas.microsoft.com/office/word/2010/wordml" xmlns:w15="http://schemas.microsoft.com/office/word/2012/wordml" xmlns:wpg="http://schemas.microsoft.com/office/word/2010/wordprocessingGroup" xmlns:wpi="http://schemas.microsoft.com/office/word/2010/wordprocessingInk" xmlns:wne="http://schemas.microsoft.com/office/word/2006/wordml" xmlns:wps="http://schemas.microsoft.com/office/word/2010/wordprocessingShape" mc:Ignorable="w14 w15 wp14">
+<w:document xmlns:wpc="http://schemas.microsoft.com/office/word/2010/wordprocessingCanvas" xmlns:cx="http://schemas.microsoft.com/office/drawing/2014/chartex" xmlns:mc="http://schemas.openxmlformats.org/markup-compatibility/2006" xmlns:o="urn:schemas-microsoft-com:office:office" xmlns:r="http://schemas.openxmlformats.org/officeDocument/2006/relationships" xmlns:m="http://schemas.openxmlformats.org/officeDocument/2006/math" xmlns:v="urn:schemas-microsoft-com:vml" xmlns:wp14="http://schemas.microsoft.com/office/word/2010/wordprocessingDrawing" xmlns:wp="http://schemas.openxmlformats.org/drawingml/2006/wordprocessingDrawing" xmlns:w10="urn:schemas-microsoft-com:office:word" xmlns:w="http://schemas.openxmlformats.org/wordprocessingml/2006/main" xmlns:w14="http://schemas.microsoft.com/office/word/2010/wordml" xmlns:w15="http://schemas.microsoft.com/office/word/2012/wordml" xmlns:w16se="http://schemas.microsoft.com/office/word/2015/wordml/symex" xmlns:wpg="http://schemas.microsoft.com/office/word/2010/wordprocessingGroup" xmlns:wpi="http://schemas.microsoft.com/office/word/2010/wordprocessingInk" xmlns:wne="http://schemas.microsoft.com/office/word/2006/wordml" xmlns:wps="http://schemas.microsoft.com/office/word/2010/wordprocessingShape" mc:Ignorable="w14 w15 w16se wp14">
   <w:body>
     <w:p>
       <w:pPr>
@@ -33,7 +33,6 @@
       <w:r>
         <w:rPr>
           <w:noProof/>
-          <w:lang w:val="es-AR" w:eastAsia="es-AR"/>
         </w:rPr>
         <w:drawing>
           <wp:anchor distT="0" distB="0" distL="114300" distR="114300" simplePos="0" relativeHeight="251661312" behindDoc="0" locked="0" layoutInCell="1" allowOverlap="1" wp14:anchorId="2AFF95CA" wp14:editId="2A222865">
@@ -598,7 +597,7 @@
       <w:sdtContent>
         <w:p>
           <w:pPr>
-            <w:pStyle w:val="TtulodeTDC"/>
+            <w:pStyle w:val="TtuloTDC"/>
             <w:ind w:left="720" w:hanging="436"/>
             <w:rPr>
               <w:rFonts w:ascii="Cambria Math" w:hAnsi="Cambria Math"/>
@@ -3790,7 +3789,6 @@
       <w:r>
         <w:rPr>
           <w:noProof/>
-          <w:lang w:val="es-AR" w:eastAsia="es-AR"/>
         </w:rPr>
         <w:lastRenderedPageBreak/>
         <w:drawing>
@@ -3987,21 +3985,7 @@
         <w:rPr>
           <w:lang w:val="es-ES"/>
         </w:rPr>
-        <w:t>. En el [</w:t>
-      </w:r>
-      <w:bookmarkStart w:id="5" w:name="_GoBack"/>
-      <w:r>
-        <w:rPr>
-          <w:lang w:val="es-ES"/>
-        </w:rPr>
-        <w:t>Anexo</w:t>
-      </w:r>
-      <w:bookmarkEnd w:id="5"/>
-      <w:r>
-        <w:rPr>
-          <w:lang w:val="es-ES"/>
-        </w:rPr>
-        <w:t>] se muestra el plano con el detalle.</w:t>
+        <w:t>. En el [Anexo] se muestra el plano con el detalle.</w:t>
       </w:r>
     </w:p>
     <w:p>
@@ -4013,7 +3997,6 @@
       <w:r>
         <w:rPr>
           <w:noProof/>
-          <w:lang w:val="es-AR" w:eastAsia="es-AR"/>
         </w:rPr>
         <w:drawing>
           <wp:inline distT="0" distB="0" distL="0" distR="0">
@@ -4071,7 +4054,6 @@
       <w:r>
         <w:rPr>
           <w:noProof/>
-          <w:lang w:val="es-AR" w:eastAsia="es-AR"/>
         </w:rPr>
         <w:drawing>
           <wp:inline distT="0" distB="0" distL="0" distR="0">
@@ -4165,7 +4147,7 @@
           <w:lang w:val="es-ES"/>
         </w:rPr>
       </w:pPr>
-      <w:bookmarkStart w:id="6" w:name="_Toc181458748"/>
+      <w:bookmarkStart w:id="5" w:name="_Toc181458748"/>
       <w:r>
         <w:rPr>
           <w:u w:val="none"/>
@@ -4194,7 +4176,7 @@
         </w:rPr>
         <w:t>Pastillas de material radiactivo</w:t>
       </w:r>
-      <w:bookmarkEnd w:id="6"/>
+      <w:bookmarkEnd w:id="5"/>
     </w:p>
     <w:p>
       <w:pPr>
@@ -4237,7 +4219,6 @@
       <w:r>
         <w:rPr>
           <w:noProof/>
-          <w:lang w:val="es-AR" w:eastAsia="es-AR"/>
         </w:rPr>
         <w:drawing>
           <wp:inline distT="0" distB="0" distL="0" distR="0">
@@ -4320,7 +4301,7 @@
           <w:lang w:val="es-ES"/>
         </w:rPr>
       </w:pPr>
-      <w:bookmarkStart w:id="7" w:name="_Toc181458749"/>
+      <w:bookmarkStart w:id="6" w:name="_Toc181458749"/>
       <w:r>
         <w:rPr>
           <w:u w:val="none"/>
@@ -4362,7 +4343,7 @@
         </w:rPr>
         <w:t>Contenedor</w:t>
       </w:r>
-      <w:bookmarkEnd w:id="7"/>
+      <w:bookmarkEnd w:id="6"/>
     </w:p>
     <w:p>
       <w:pPr>
@@ -4446,7 +4427,6 @@
       <w:r>
         <w:rPr>
           <w:noProof/>
-          <w:lang w:val="es-AR" w:eastAsia="es-AR"/>
         </w:rPr>
         <w:drawing>
           <wp:inline distT="0" distB="0" distL="0" distR="0">
@@ -4504,7 +4484,6 @@
       <w:r>
         <w:rPr>
           <w:noProof/>
-          <w:lang w:val="es-AR" w:eastAsia="es-AR"/>
         </w:rPr>
         <w:drawing>
           <wp:inline distT="0" distB="0" distL="0" distR="0">
@@ -4599,7 +4578,7 @@
           <w:lang w:val="es-ES"/>
         </w:rPr>
       </w:pPr>
-      <w:bookmarkStart w:id="8" w:name="_Toc181458750"/>
+      <w:bookmarkStart w:id="7" w:name="_Toc181458750"/>
       <w:r>
         <w:rPr>
           <w:u w:val="none"/>
@@ -4620,7 +4599,7 @@
         </w:rPr>
         <w:t>Mesa</w:t>
       </w:r>
-      <w:bookmarkEnd w:id="8"/>
+      <w:bookmarkEnd w:id="7"/>
     </w:p>
     <w:p>
       <w:pPr>
@@ -4699,7 +4678,6 @@
       <w:r>
         <w:rPr>
           <w:noProof/>
-          <w:lang w:val="es-AR" w:eastAsia="es-AR"/>
         </w:rPr>
         <w:lastRenderedPageBreak/>
         <w:drawing>
@@ -4771,7 +4749,7 @@
           <w:lang w:val="es-ES"/>
         </w:rPr>
       </w:pPr>
-      <w:bookmarkStart w:id="9" w:name="_Toc181458751"/>
+      <w:bookmarkStart w:id="8" w:name="_Toc181458751"/>
       <w:r>
         <w:rPr>
           <w:lang w:val="es-ES"/>
@@ -4790,7 +4768,7 @@
         </w:rPr>
         <w:t>Secuencia de operaciones</w:t>
       </w:r>
-      <w:bookmarkEnd w:id="9"/>
+      <w:bookmarkEnd w:id="8"/>
     </w:p>
     <w:p>
       <w:pPr>
@@ -4914,7 +4892,7 @@
           <w:lang w:val="es-ES"/>
         </w:rPr>
       </w:pPr>
-      <w:bookmarkStart w:id="10" w:name="_Toc181458752"/>
+      <w:bookmarkStart w:id="9" w:name="_Toc181458752"/>
       <w:r>
         <w:rPr>
           <w:lang w:val="es-ES"/>
@@ -4933,7 +4911,7 @@
         </w:rPr>
         <w:t>Características del robot</w:t>
       </w:r>
-      <w:bookmarkEnd w:id="10"/>
+      <w:bookmarkEnd w:id="9"/>
     </w:p>
     <w:p>
       <w:pPr>
@@ -5007,7 +4985,6 @@
       <w:r>
         <w:rPr>
           <w:noProof/>
-          <w:lang w:val="es-AR" w:eastAsia="es-AR"/>
         </w:rPr>
         <w:lastRenderedPageBreak/>
         <w:drawing>
@@ -5082,7 +5059,6 @@
       <w:r>
         <w:rPr>
           <w:noProof/>
-          <w:lang w:val="es-AR" w:eastAsia="es-AR"/>
         </w:rPr>
         <w:drawing>
           <wp:inline distT="0" distB="0" distL="0" distR="0">
@@ -5166,7 +5142,7 @@
           <w:lang w:val="es-AR"/>
         </w:rPr>
       </w:pPr>
-      <w:bookmarkStart w:id="11" w:name="_Toc181458753"/>
+      <w:bookmarkStart w:id="10" w:name="_Toc181458753"/>
       <w:r>
         <w:rPr>
           <w:u w:val="none"/>
@@ -5187,7 +5163,7 @@
         </w:rPr>
         <w:t>Efector final</w:t>
       </w:r>
-      <w:bookmarkEnd w:id="11"/>
+      <w:bookmarkEnd w:id="10"/>
     </w:p>
     <w:p>
       <w:pPr>
@@ -5292,7 +5268,6 @@
       <w:r>
         <w:rPr>
           <w:noProof/>
-          <w:lang w:val="es-AR" w:eastAsia="es-AR"/>
         </w:rPr>
         <w:drawing>
           <wp:inline distT="0" distB="0" distL="0" distR="0">
@@ -5379,7 +5354,7 @@
           <w:lang w:val="es-AR"/>
         </w:rPr>
       </w:pPr>
-      <w:bookmarkStart w:id="12" w:name="_Toc181458754"/>
+      <w:bookmarkStart w:id="11" w:name="_Toc181458754"/>
       <w:r>
         <w:rPr>
           <w:u w:val="none"/>
@@ -5407,7 +5382,7 @@
         </w:rPr>
         <w:t>Espacio de trabajo del robot</w:t>
       </w:r>
-      <w:bookmarkEnd w:id="12"/>
+      <w:bookmarkEnd w:id="11"/>
     </w:p>
     <w:p>
       <w:pPr>
@@ -5468,7 +5443,6 @@
       <w:r>
         <w:rPr>
           <w:noProof/>
-          <w:lang w:val="es-AR" w:eastAsia="es-AR"/>
         </w:rPr>
         <w:drawing>
           <wp:inline distT="0" distB="0" distL="0" distR="0">
@@ -5555,7 +5529,6 @@
       <w:r>
         <w:rPr>
           <w:noProof/>
-          <w:lang w:val="es-AR" w:eastAsia="es-AR"/>
         </w:rPr>
         <w:drawing>
           <wp:inline distT="0" distB="0" distL="0" distR="0">
@@ -5626,7 +5599,7 @@
           <w:lang w:val="es-ES"/>
         </w:rPr>
       </w:pPr>
-      <w:bookmarkStart w:id="13" w:name="_Toc181458755"/>
+      <w:bookmarkStart w:id="12" w:name="_Toc181458755"/>
       <w:r>
         <w:rPr>
           <w:lang w:val="es-ES"/>
@@ -5645,48 +5618,48 @@
         </w:rPr>
         <w:t>Denavit-Hartenberg</w:t>
       </w:r>
+      <w:bookmarkEnd w:id="12"/>
+    </w:p>
+    <w:p>
+      <w:pPr>
+        <w:rPr>
+          <w:lang w:val="es-ES"/>
+        </w:rPr>
+      </w:pPr>
+      <w:r>
+        <w:rPr>
+          <w:lang w:val="es-ES"/>
+        </w:rPr>
+        <w:t>Uno de los primeros pasos en el estudio de la cinemática del robot es la definición de los parámetros que representan su cadena cinemática. Esto permitirá luego establecer las transformaciones entre los marcos de referencia de las articulaciones, la base y el efector final para distintas configuraciones articulares. Aunque existen diversas maneras de definir estas transformaciones, es común adoptar una convención específica que determine los parámetros considerados y su significado. En este trabajo, se adopta la convención de Denavit-Hartenberg, cuya aplicación se detalla a continuación.</w:t>
+      </w:r>
+    </w:p>
+    <w:p>
+      <w:pPr>
+        <w:pStyle w:val="Ttulo2"/>
+        <w:rPr>
+          <w:lang w:val="es-ES"/>
+        </w:rPr>
+      </w:pPr>
+      <w:bookmarkStart w:id="13" w:name="_Toc181458756"/>
+      <w:r>
+        <w:rPr>
+          <w:lang w:val="es-ES"/>
+        </w:rPr>
+        <w:t>4.1</w:t>
+      </w:r>
+      <w:r>
+        <w:rPr>
+          <w:lang w:val="es-ES"/>
+        </w:rPr>
+        <w:tab/>
+      </w:r>
+      <w:r>
+        <w:rPr>
+          <w:lang w:val="es-ES"/>
+        </w:rPr>
+        <w:t>Aplicación de la convención de Denavit-Hartenberg</w:t>
+      </w:r>
       <w:bookmarkEnd w:id="13"/>
-    </w:p>
-    <w:p>
-      <w:pPr>
-        <w:rPr>
-          <w:lang w:val="es-ES"/>
-        </w:rPr>
-      </w:pPr>
-      <w:r>
-        <w:rPr>
-          <w:lang w:val="es-ES"/>
-        </w:rPr>
-        <w:t>Uno de los primeros pasos en el estudio de la cinemática del robot es la definición de los parámetros que representan su cadena cinemática. Esto permitirá luego establecer las transformaciones entre los marcos de referencia de las articulaciones, la base y el efector final para distintas configuraciones articulares. Aunque existen diversas maneras de definir estas transformaciones, es común adoptar una convención específica que determine los parámetros considerados y su significado. En este trabajo, se adopta la convención de Denavit-Hartenberg, cuya aplicación se detalla a continuación.</w:t>
-      </w:r>
-    </w:p>
-    <w:p>
-      <w:pPr>
-        <w:pStyle w:val="Ttulo2"/>
-        <w:rPr>
-          <w:lang w:val="es-ES"/>
-        </w:rPr>
-      </w:pPr>
-      <w:bookmarkStart w:id="14" w:name="_Toc181458756"/>
-      <w:r>
-        <w:rPr>
-          <w:lang w:val="es-ES"/>
-        </w:rPr>
-        <w:t>4.1</w:t>
-      </w:r>
-      <w:r>
-        <w:rPr>
-          <w:lang w:val="es-ES"/>
-        </w:rPr>
-        <w:tab/>
-      </w:r>
-      <w:r>
-        <w:rPr>
-          <w:lang w:val="es-ES"/>
-        </w:rPr>
-        <w:t>Aplicación de la convención de Denavit-Hartenberg</w:t>
-      </w:r>
-      <w:bookmarkEnd w:id="14"/>
     </w:p>
     <w:p>
       <w:pPr>
@@ -5767,7 +5740,6 @@
         <w:rPr>
           <w:rFonts w:eastAsiaTheme="minorEastAsia"/>
           <w:noProof/>
-          <w:lang w:val="es-AR" w:eastAsia="es-AR"/>
         </w:rPr>
         <w:lastRenderedPageBreak/>
         <w:drawing>
@@ -5847,7 +5819,7 @@
           <w:lang w:val="es-ES"/>
         </w:rPr>
       </w:pPr>
-      <w:bookmarkStart w:id="15" w:name="_Toc181458757"/>
+      <w:bookmarkStart w:id="14" w:name="_Toc181458757"/>
       <w:r>
         <w:rPr>
           <w:lang w:val="es-ES"/>
@@ -5861,7 +5833,7 @@
         <w:tab/>
         <w:t>Matriz de Denavit-Hartenberg</w:t>
       </w:r>
-      <w:bookmarkEnd w:id="15"/>
+      <w:bookmarkEnd w:id="14"/>
     </w:p>
     <w:p>
       <w:pPr>
@@ -7215,7 +7187,7 @@
           <w:lang w:val="es-ES"/>
         </w:rPr>
       </w:pPr>
-      <w:bookmarkStart w:id="16" w:name="_Toc181458758"/>
+      <w:bookmarkStart w:id="15" w:name="_Toc181458758"/>
       <w:r>
         <w:rPr>
           <w:lang w:val="es-ES"/>
@@ -7234,7 +7206,7 @@
         </w:rPr>
         <w:t>Offset Articulares</w:t>
       </w:r>
-      <w:bookmarkEnd w:id="16"/>
+      <w:bookmarkEnd w:id="15"/>
     </w:p>
     <w:p>
       <w:pPr>
@@ -7488,7 +7460,6 @@
       <w:r>
         <w:rPr>
           <w:noProof/>
-          <w:lang w:val="es-AR" w:eastAsia="es-AR"/>
         </w:rPr>
         <w:drawing>
           <wp:inline distT="0" distB="0" distL="0" distR="0">
@@ -7742,7 +7713,7 @@
           <w:lang w:val="es-AR"/>
         </w:rPr>
       </w:pPr>
-      <w:bookmarkStart w:id="17" w:name="_Toc181458759"/>
+      <w:bookmarkStart w:id="16" w:name="_Toc181458759"/>
       <w:r>
         <w:rPr>
           <w:rFonts w:eastAsiaTheme="minorEastAsia"/>
@@ -7751,7 +7722,7 @@
         <w:lastRenderedPageBreak/>
         <w:t>4.5 Matriz de Base y Tool</w:t>
       </w:r>
-      <w:bookmarkEnd w:id="17"/>
+      <w:bookmarkEnd w:id="16"/>
     </w:p>
     <w:p>
       <w:pPr>
@@ -8647,14 +8618,14 @@
           <w:lang w:val="es-ES"/>
         </w:rPr>
       </w:pPr>
-      <w:bookmarkStart w:id="18" w:name="_Toc181458760"/>
+      <w:bookmarkStart w:id="17" w:name="_Toc181458760"/>
       <w:r>
         <w:rPr>
           <w:lang w:val="es-ES"/>
         </w:rPr>
         <w:t>5. Cinemática Directa</w:t>
       </w:r>
-      <w:bookmarkEnd w:id="18"/>
+      <w:bookmarkEnd w:id="17"/>
     </w:p>
     <w:p>
       <w:pPr>
@@ -8846,14 +8817,14 @@
           <w:lang w:val="es-ES"/>
         </w:rPr>
       </w:pPr>
-      <w:bookmarkStart w:id="19" w:name="_Toc181458761"/>
+      <w:bookmarkStart w:id="18" w:name="_Toc181458761"/>
       <w:r>
         <w:rPr>
           <w:lang w:val="es-ES"/>
         </w:rPr>
         <w:t>6. Cinemática Inversa</w:t>
       </w:r>
-      <w:bookmarkEnd w:id="19"/>
+      <w:bookmarkEnd w:id="18"/>
     </w:p>
     <w:p>
       <w:pPr>
@@ -10447,7 +10418,7 @@
           <w:lang w:val="es-ES"/>
         </w:rPr>
       </w:pPr>
-      <w:bookmarkStart w:id="20" w:name="_Toc181458762"/>
+      <w:bookmarkStart w:id="19" w:name="_Toc181458762"/>
       <w:r>
         <w:rPr>
           <w:lang w:val="es-ES"/>
@@ -10461,7 +10432,7 @@
         <w:tab/>
         <w:t>Relación de Velocidades</w:t>
       </w:r>
-      <w:bookmarkEnd w:id="20"/>
+      <w:bookmarkEnd w:id="19"/>
     </w:p>
     <w:p>
       <w:pPr>
@@ -11215,7 +11186,7 @@
           <w:lang w:val="es-ES"/>
         </w:rPr>
       </w:pPr>
-      <w:bookmarkStart w:id="21" w:name="_Toc181458763"/>
+      <w:bookmarkStart w:id="20" w:name="_Toc181458763"/>
       <w:r>
         <w:rPr>
           <w:rFonts w:eastAsiaTheme="minorEastAsia"/>
@@ -11231,7 +11202,7 @@
         <w:tab/>
         <w:t>Puntos singulares</w:t>
       </w:r>
-      <w:bookmarkEnd w:id="21"/>
+      <w:bookmarkEnd w:id="20"/>
     </w:p>
     <w:p>
       <w:pPr>
@@ -12252,7 +12223,7 @@
           <w:lang w:val="es-ES"/>
         </w:rPr>
       </w:pPr>
-      <w:bookmarkStart w:id="22" w:name="_Toc181458764"/>
+      <w:bookmarkStart w:id="21" w:name="_Toc181458764"/>
       <w:r>
         <w:rPr>
           <w:rFonts w:eastAsiaTheme="minorEastAsia"/>
@@ -12319,7 +12290,7 @@
         </w:rPr>
         <w:t>)</w:t>
       </w:r>
-      <w:bookmarkEnd w:id="22"/>
+      <w:bookmarkEnd w:id="21"/>
     </w:p>
     <w:p>
       <w:pPr>
@@ -12439,7 +12410,6 @@
         <w:rPr>
           <w:rFonts w:eastAsiaTheme="minorEastAsia"/>
           <w:noProof/>
-          <w:lang w:val="es-AR" w:eastAsia="es-AR"/>
         </w:rPr>
         <w:drawing>
           <wp:inline distT="0" distB="0" distL="0" distR="0">
@@ -12513,7 +12483,7 @@
           <w:lang w:val="es-ES"/>
         </w:rPr>
       </w:pPr>
-      <w:bookmarkStart w:id="23" w:name="_Toc181458765"/>
+      <w:bookmarkStart w:id="22" w:name="_Toc181458765"/>
       <w:r>
         <w:rPr>
           <w:rFonts w:eastAsiaTheme="minorEastAsia"/>
@@ -12580,7 +12550,7 @@
         </w:rPr>
         <w:t>)</w:t>
       </w:r>
-      <w:bookmarkEnd w:id="23"/>
+      <w:bookmarkEnd w:id="22"/>
     </w:p>
     <w:p>
       <w:pPr>
@@ -14164,7 +14134,6 @@
       <w:r>
         <w:rPr>
           <w:noProof/>
-          <w:lang w:val="es-AR" w:eastAsia="es-AR"/>
         </w:rPr>
         <w:drawing>
           <wp:inline distT="0" distB="0" distL="0" distR="0">
@@ -14235,7 +14204,7 @@
           <w:lang w:val="es-ES"/>
         </w:rPr>
       </w:pPr>
-      <w:bookmarkStart w:id="24" w:name="_Toc181458766"/>
+      <w:bookmarkStart w:id="23" w:name="_Toc181458766"/>
       <w:r>
         <w:rPr>
           <w:lang w:val="es-ES"/>
@@ -14372,7 +14341,7 @@
           <m:t>=0</m:t>
         </m:r>
       </m:oMath>
-      <w:bookmarkEnd w:id="24"/>
+      <w:bookmarkEnd w:id="23"/>
     </w:p>
     <w:p>
       <w:pPr>
@@ -14677,7 +14646,6 @@
       <w:r>
         <w:rPr>
           <w:noProof/>
-          <w:lang w:val="es-AR" w:eastAsia="es-AR"/>
         </w:rPr>
         <w:drawing>
           <wp:anchor distT="0" distB="0" distL="114300" distR="114300" simplePos="0" relativeHeight="251665408" behindDoc="0" locked="0" layoutInCell="1" allowOverlap="1">
@@ -14748,7 +14716,6 @@
       <w:r>
         <w:rPr>
           <w:noProof/>
-          <w:lang w:val="es-AR" w:eastAsia="es-AR"/>
         </w:rPr>
         <w:drawing>
           <wp:anchor distT="0" distB="0" distL="114300" distR="114300" simplePos="0" relativeHeight="251666432" behindDoc="0" locked="0" layoutInCell="1" allowOverlap="1">
@@ -15207,7 +15174,6 @@
       <w:r>
         <w:rPr>
           <w:noProof/>
-          <w:lang w:val="es-AR" w:eastAsia="es-AR"/>
         </w:rPr>
         <w:drawing>
           <wp:anchor distT="0" distB="0" distL="114300" distR="114300" simplePos="0" relativeHeight="251667456" behindDoc="0" locked="0" layoutInCell="1" allowOverlap="1">
@@ -15280,7 +15246,6 @@
       <w:r>
         <w:rPr>
           <w:noProof/>
-          <w:lang w:val="es-AR" w:eastAsia="es-AR"/>
         </w:rPr>
         <w:drawing>
           <wp:anchor distT="0" distB="0" distL="114300" distR="114300" simplePos="0" relativeHeight="251668480" behindDoc="0" locked="0" layoutInCell="1" allowOverlap="1">
@@ -16300,7 +16265,6 @@
         <w:rPr>
           <w:rFonts w:eastAsiaTheme="minorEastAsia"/>
           <w:noProof/>
-          <w:lang w:val="es-AR" w:eastAsia="es-AR"/>
         </w:rPr>
         <w:drawing>
           <wp:inline distT="0" distB="0" distL="0" distR="0">
@@ -16491,7 +16455,7 @@
           <w:lang w:val="es-ES"/>
         </w:rPr>
       </w:pPr>
-      <w:bookmarkStart w:id="25" w:name="_Toc181458767"/>
+      <w:bookmarkStart w:id="24" w:name="_Toc181458767"/>
       <w:r>
         <w:rPr>
           <w:rFonts w:eastAsiaTheme="minorEastAsia"/>
@@ -16580,7 +16544,7 @@
           <m:t>)</m:t>
         </m:r>
       </m:oMath>
-      <w:bookmarkEnd w:id="25"/>
+      <w:bookmarkEnd w:id="24"/>
       <w:r>
         <w:rPr>
           <w:rFonts w:eastAsiaTheme="minorEastAsia"/>
@@ -16652,7 +16616,6 @@
       <w:r>
         <w:rPr>
           <w:noProof/>
-          <w:lang w:val="es-AR" w:eastAsia="es-AR"/>
         </w:rPr>
         <w:lastRenderedPageBreak/>
         <w:drawing>
@@ -16754,7 +16717,6 @@
       <w:r>
         <w:rPr>
           <w:noProof/>
-          <w:lang w:val="es-AR" w:eastAsia="es-AR"/>
         </w:rPr>
         <w:drawing>
           <wp:anchor distT="0" distB="0" distL="114300" distR="114300" simplePos="0" relativeHeight="251670528" behindDoc="0" locked="0" layoutInCell="1" allowOverlap="1">
@@ -16843,7 +16805,6 @@
       <w:r>
         <w:rPr>
           <w:noProof/>
-          <w:lang w:val="es-AR" w:eastAsia="es-AR"/>
         </w:rPr>
         <w:drawing>
           <wp:anchor distT="0" distB="0" distL="114300" distR="114300" simplePos="0" relativeHeight="251671552" behindDoc="0" locked="0" layoutInCell="1" allowOverlap="1">
@@ -16937,7 +16898,6 @@
       <w:r>
         <w:rPr>
           <w:noProof/>
-          <w:lang w:val="es-AR" w:eastAsia="es-AR"/>
         </w:rPr>
         <w:drawing>
           <wp:anchor distT="0" distB="0" distL="114300" distR="114300" simplePos="0" relativeHeight="251663360" behindDoc="0" locked="0" layoutInCell="1" allowOverlap="1" wp14:anchorId="78637727" wp14:editId="1ADF1120">
@@ -17096,7 +17056,6 @@
       <w:r>
         <w:rPr>
           <w:noProof/>
-          <w:lang w:val="es-AR" w:eastAsia="es-AR"/>
         </w:rPr>
         <w:drawing>
           <wp:anchor distT="0" distB="0" distL="114300" distR="114300" simplePos="0" relativeHeight="251664384" behindDoc="0" locked="0" layoutInCell="1" allowOverlap="1" wp14:anchorId="7AA0B923" wp14:editId="02EB5C9E">
@@ -17182,7 +17141,6 @@
       <w:r>
         <w:rPr>
           <w:noProof/>
-          <w:lang w:val="es-AR" w:eastAsia="es-AR"/>
         </w:rPr>
         <w:drawing>
           <wp:anchor distT="0" distB="0" distL="114300" distR="114300" simplePos="0" relativeHeight="251672576" behindDoc="0" locked="0" layoutInCell="1" allowOverlap="1">
@@ -17284,7 +17242,6 @@
       <w:r>
         <w:rPr>
           <w:noProof/>
-          <w:lang w:val="es-AR" w:eastAsia="es-AR"/>
         </w:rPr>
         <w:drawing>
           <wp:anchor distT="0" distB="0" distL="114300" distR="114300" simplePos="0" relativeHeight="251673600" behindDoc="0" locked="0" layoutInCell="1" allowOverlap="1">
@@ -17376,7 +17333,6 @@
       <w:r>
         <w:rPr>
           <w:noProof/>
-          <w:lang w:val="es-AR" w:eastAsia="es-AR"/>
         </w:rPr>
         <w:drawing>
           <wp:anchor distT="0" distB="0" distL="114300" distR="114300" simplePos="0" relativeHeight="251674624" behindDoc="0" locked="0" layoutInCell="1" allowOverlap="1">
@@ -17571,7 +17527,6 @@
       <w:r>
         <w:rPr>
           <w:noProof/>
-          <w:lang w:val="es-AR" w:eastAsia="es-AR"/>
         </w:rPr>
         <w:drawing>
           <wp:anchor distT="0" distB="0" distL="114300" distR="114300" simplePos="0" relativeHeight="251675648" behindDoc="0" locked="0" layoutInCell="1" allowOverlap="1">
@@ -17819,7 +17774,6 @@
       <w:r>
         <w:rPr>
           <w:noProof/>
-          <w:lang w:val="es-AR" w:eastAsia="es-AR"/>
         </w:rPr>
         <w:drawing>
           <wp:anchor distT="0" distB="0" distL="114300" distR="114300" simplePos="0" relativeHeight="251676672" behindDoc="0" locked="0" layoutInCell="1" allowOverlap="1">
@@ -17931,7 +17885,6 @@
       <w:r>
         <w:rPr>
           <w:noProof/>
-          <w:lang w:val="es-AR" w:eastAsia="es-AR"/>
         </w:rPr>
         <w:drawing>
           <wp:anchor distT="0" distB="0" distL="114300" distR="114300" simplePos="0" relativeHeight="251677696" behindDoc="0" locked="0" layoutInCell="1" allowOverlap="1">
@@ -17999,7 +17952,6 @@
       <w:r>
         <w:rPr>
           <w:noProof/>
-          <w:lang w:val="es-AR" w:eastAsia="es-AR"/>
         </w:rPr>
         <w:drawing>
           <wp:anchor distT="0" distB="0" distL="114300" distR="114300" simplePos="0" relativeHeight="251678720" behindDoc="0" locked="0" layoutInCell="1" allowOverlap="1">
@@ -19146,7 +19098,6 @@
         <w:rPr>
           <w:rFonts w:eastAsiaTheme="minorEastAsia"/>
           <w:noProof/>
-          <w:lang w:val="es-AR" w:eastAsia="es-AR"/>
         </w:rPr>
         <w:drawing>
           <wp:inline distT="0" distB="0" distL="0" distR="0">
@@ -19335,7 +19286,6 @@
         <w:rPr>
           <w:rFonts w:eastAsiaTheme="minorEastAsia"/>
           <w:noProof/>
-          <w:lang w:val="es-AR" w:eastAsia="es-AR"/>
         </w:rPr>
         <w:lastRenderedPageBreak/>
         <w:drawing>
@@ -19517,94 +19467,1620 @@
           <w:lang w:val="es-ES"/>
         </w:rPr>
       </w:pPr>
-      <w:bookmarkStart w:id="26" w:name="_Toc181458768"/>
+      <w:bookmarkStart w:id="25" w:name="_Toc181458768"/>
+      <w:r>
+        <w:rPr>
+          <w:lang w:val="es-ES"/>
+        </w:rPr>
+        <w:t xml:space="preserve">8. </w:t>
+      </w:r>
       <w:r>
         <w:rPr>
           <w:lang w:val="es-ES"/>
         </w:rPr>
         <w:t>Planificación y Generación de Trayectorias</w:t>
       </w:r>
+      <w:bookmarkEnd w:id="25"/>
+    </w:p>
+    <w:p>
+      <w:pPr>
+        <w:pStyle w:val="Ttulo2"/>
+        <w:rPr>
+          <w:lang w:val="es-ES"/>
+        </w:rPr>
+      </w:pPr>
+      <w:bookmarkStart w:id="26" w:name="_Toc181458769"/>
+      <w:r>
+        <w:rPr>
+          <w:lang w:val="es-ES"/>
+        </w:rPr>
+        <w:t>Planificación</w:t>
+      </w:r>
       <w:bookmarkEnd w:id="26"/>
     </w:p>
     <w:p>
       <w:pPr>
+        <w:ind w:firstLine="0"/>
+        <w:rPr>
+          <w:lang w:val="es-ES"/>
+        </w:rPr>
+      </w:pPr>
+      <w:r>
+        <w:rPr>
+          <w:lang w:val="es-ES"/>
+        </w:rPr>
+        <w:t>Para cumplir con la secuencia de operaciones detallada en el apartado 3.2 se plantearon puntos clave para poder cumplir con las mismas, correspondientes a las siguientes figuras.</w:t>
+      </w:r>
+    </w:p>
+    <w:p>
+      <w:pPr>
+        <w:ind w:firstLine="0"/>
+        <w:jc w:val="center"/>
+        <w:rPr>
+          <w:lang w:val="es-ES"/>
+        </w:rPr>
+      </w:pPr>
+      <w:r>
+        <w:rPr>
+          <w:noProof/>
+        </w:rPr>
+        <w:drawing>
+          <wp:inline distT="0" distB="0" distL="0" distR="0" wp14:anchorId="3D57AC35" wp14:editId="677652C8">
+            <wp:extent cx="2182143" cy="1752600"/>
+            <wp:effectExtent l="19050" t="19050" r="27940" b="19050"/>
+            <wp:docPr id="458" name="Imagen 458"/>
+            <wp:cNvGraphicFramePr>
+              <a:graphicFrameLocks xmlns:a="http://schemas.openxmlformats.org/drawingml/2006/main" noChangeAspect="1"/>
+            </wp:cNvGraphicFramePr>
+            <a:graphic xmlns:a="http://schemas.openxmlformats.org/drawingml/2006/main">
+              <a:graphicData uri="http://schemas.openxmlformats.org/drawingml/2006/picture">
+                <pic:pic xmlns:pic="http://schemas.openxmlformats.org/drawingml/2006/picture">
+                  <pic:nvPicPr>
+                    <pic:cNvPr id="0" name="Picture 1"/>
+                    <pic:cNvPicPr>
+                      <a:picLocks noChangeAspect="1" noChangeArrowheads="1"/>
+                    </pic:cNvPicPr>
+                  </pic:nvPicPr>
+                  <pic:blipFill>
+                    <a:blip r:embed="rId44">
+                      <a:extLst>
+                        <a:ext uri="{28A0092B-C50C-407E-A947-70E740481C1C}">
+                          <a14:useLocalDpi xmlns:a14="http://schemas.microsoft.com/office/drawing/2010/main" val="0"/>
+                        </a:ext>
+                      </a:extLst>
+                    </a:blip>
+                    <a:srcRect/>
+                    <a:stretch>
+                      <a:fillRect/>
+                    </a:stretch>
+                  </pic:blipFill>
+                  <pic:spPr bwMode="auto">
+                    <a:xfrm>
+                      <a:off x="0" y="0"/>
+                      <a:ext cx="2185518" cy="1755311"/>
+                    </a:xfrm>
+                    <a:prstGeom prst="rect">
+                      <a:avLst/>
+                    </a:prstGeom>
+                    <a:noFill/>
+                    <a:ln w="19050">
+                      <a:solidFill>
+                        <a:schemeClr val="tx1"/>
+                      </a:solidFill>
+                    </a:ln>
+                  </pic:spPr>
+                </pic:pic>
+              </a:graphicData>
+            </a:graphic>
+          </wp:inline>
+        </w:drawing>
+      </w:r>
+      <w:r>
+        <w:rPr>
+          <w:lang w:val="es-ES"/>
+        </w:rPr>
+        <w:tab/>
+      </w:r>
+      <w:r>
+        <w:rPr>
+          <w:lang w:val="es-ES"/>
+        </w:rPr>
+        <w:tab/>
+      </w:r>
+      <w:r>
+        <w:rPr>
+          <w:noProof/>
+        </w:rPr>
+        <w:drawing>
+          <wp:inline distT="0" distB="0" distL="0" distR="0" wp14:anchorId="392CB44F" wp14:editId="030E0A5A">
+            <wp:extent cx="2780678" cy="1752600"/>
+            <wp:effectExtent l="19050" t="19050" r="19685" b="19050"/>
+            <wp:docPr id="459" name="Imagen 459"/>
+            <wp:cNvGraphicFramePr>
+              <a:graphicFrameLocks xmlns:a="http://schemas.openxmlformats.org/drawingml/2006/main" noChangeAspect="1"/>
+            </wp:cNvGraphicFramePr>
+            <a:graphic xmlns:a="http://schemas.openxmlformats.org/drawingml/2006/main">
+              <a:graphicData uri="http://schemas.openxmlformats.org/drawingml/2006/picture">
+                <pic:pic xmlns:pic="http://schemas.openxmlformats.org/drawingml/2006/picture">
+                  <pic:nvPicPr>
+                    <pic:cNvPr id="0" name="Picture 2"/>
+                    <pic:cNvPicPr>
+                      <a:picLocks noChangeAspect="1" noChangeArrowheads="1"/>
+                    </pic:cNvPicPr>
+                  </pic:nvPicPr>
+                  <pic:blipFill>
+                    <a:blip r:embed="rId45">
+                      <a:extLst>
+                        <a:ext uri="{28A0092B-C50C-407E-A947-70E740481C1C}">
+                          <a14:useLocalDpi xmlns:a14="http://schemas.microsoft.com/office/drawing/2010/main" val="0"/>
+                        </a:ext>
+                      </a:extLst>
+                    </a:blip>
+                    <a:srcRect/>
+                    <a:stretch>
+                      <a:fillRect/>
+                    </a:stretch>
+                  </pic:blipFill>
+                  <pic:spPr bwMode="auto">
+                    <a:xfrm>
+                      <a:off x="0" y="0"/>
+                      <a:ext cx="2787999" cy="1757214"/>
+                    </a:xfrm>
+                    <a:prstGeom prst="rect">
+                      <a:avLst/>
+                    </a:prstGeom>
+                    <a:noFill/>
+                    <a:ln w="19050">
+                      <a:solidFill>
+                        <a:schemeClr val="tx1"/>
+                      </a:solidFill>
+                    </a:ln>
+                  </pic:spPr>
+                </pic:pic>
+              </a:graphicData>
+            </a:graphic>
+          </wp:inline>
+        </w:drawing>
+      </w:r>
+    </w:p>
+    <w:p>
+      <w:pPr>
+        <w:ind w:left="4320" w:hanging="3600"/>
+        <w:jc w:val="center"/>
+        <w:rPr>
+          <w:sz w:val="18"/>
+          <w:lang w:val="es-ES"/>
+        </w:rPr>
+      </w:pPr>
+      <w:r>
+        <w:rPr>
+          <w:sz w:val="18"/>
+          <w:lang w:val="es-ES"/>
+        </w:rPr>
+        <w:t>Fig. 20</w:t>
+      </w:r>
+      <w:r>
+        <w:rPr>
+          <w:sz w:val="18"/>
+          <w:lang w:val="es-ES"/>
+        </w:rPr>
+        <w:t xml:space="preserve"> – Enfrentamiento a</w:t>
+      </w:r>
+      <w:r>
+        <w:rPr>
+          <w:sz w:val="18"/>
+          <w:lang w:val="es-ES"/>
+        </w:rPr>
+        <w:t xml:space="preserve"> la cámara </w:t>
+      </w:r>
+      <w:r>
+        <w:rPr>
+          <w:sz w:val="18"/>
+          <w:lang w:val="es-ES"/>
+        </w:rPr>
+        <w:tab/>
+      </w:r>
+      <w:r>
+        <w:rPr>
+          <w:sz w:val="18"/>
+          <w:lang w:val="es-ES"/>
+        </w:rPr>
+        <w:t>Fig.</w:t>
+      </w:r>
+      <w:r>
+        <w:rPr>
+          <w:sz w:val="18"/>
+          <w:lang w:val="es-ES"/>
+        </w:rPr>
+        <w:t xml:space="preserve"> </w:t>
+      </w:r>
+      <w:r>
+        <w:rPr>
+          <w:sz w:val="18"/>
+          <w:lang w:val="es-ES"/>
+        </w:rPr>
+        <w:t>2</w:t>
+      </w:r>
+      <w:r>
+        <w:rPr>
+          <w:sz w:val="18"/>
+          <w:lang w:val="es-ES"/>
+        </w:rPr>
+        <w:t>1</w:t>
+      </w:r>
+      <w:r>
+        <w:rPr>
+          <w:sz w:val="18"/>
+          <w:lang w:val="es-ES"/>
+        </w:rPr>
+        <w:t xml:space="preserve"> – Punto de agarre de la tapa y de colocación de la pastilla</w:t>
+      </w:r>
+    </w:p>
+    <w:p>
+      <w:pPr>
+        <w:ind w:firstLine="0"/>
+        <w:jc w:val="center"/>
+        <w:rPr>
+          <w:lang w:val="es-ES"/>
+        </w:rPr>
+      </w:pPr>
+      <w:r>
+        <w:rPr>
+          <w:noProof/>
+        </w:rPr>
+        <w:lastRenderedPageBreak/>
+        <w:drawing>
+          <wp:inline distT="0" distB="0" distL="0" distR="0" wp14:anchorId="56060A51" wp14:editId="40C6AD6D">
+            <wp:extent cx="2324062" cy="2048510"/>
+            <wp:effectExtent l="19050" t="19050" r="19685" b="27940"/>
+            <wp:docPr id="450" name="Imagen 450"/>
+            <wp:cNvGraphicFramePr>
+              <a:graphicFrameLocks xmlns:a="http://schemas.openxmlformats.org/drawingml/2006/main" noChangeAspect="1"/>
+            </wp:cNvGraphicFramePr>
+            <a:graphic xmlns:a="http://schemas.openxmlformats.org/drawingml/2006/main">
+              <a:graphicData uri="http://schemas.openxmlformats.org/drawingml/2006/picture">
+                <pic:pic xmlns:pic="http://schemas.openxmlformats.org/drawingml/2006/picture">
+                  <pic:nvPicPr>
+                    <pic:cNvPr id="450" name="Captura de pantalla 2024-11-02 221237.png"/>
+                    <pic:cNvPicPr/>
+                  </pic:nvPicPr>
+                  <pic:blipFill rotWithShape="1">
+                    <a:blip r:embed="rId46">
+                      <a:extLst>
+                        <a:ext uri="{28A0092B-C50C-407E-A947-70E740481C1C}">
+                          <a14:useLocalDpi xmlns:a14="http://schemas.microsoft.com/office/drawing/2010/main" val="0"/>
+                        </a:ext>
+                      </a:extLst>
+                    </a:blip>
+                    <a:srcRect l="10295"/>
+                    <a:stretch/>
+                  </pic:blipFill>
+                  <pic:spPr bwMode="auto">
+                    <a:xfrm>
+                      <a:off x="0" y="0"/>
+                      <a:ext cx="2329930" cy="2053682"/>
+                    </a:xfrm>
+                    <a:prstGeom prst="rect">
+                      <a:avLst/>
+                    </a:prstGeom>
+                    <a:ln w="19050" cap="flat" cmpd="sng" algn="ctr">
+                      <a:solidFill>
+                        <a:sysClr val="windowText" lastClr="000000"/>
+                      </a:solidFill>
+                      <a:prstDash val="solid"/>
+                      <a:round/>
+                      <a:headEnd type="none" w="med" len="med"/>
+                      <a:tailEnd type="none" w="med" len="med"/>
+                    </a:ln>
+                    <a:extLst>
+                      <a:ext uri="{53640926-AAD7-44D8-BBD7-CCE9431645EC}">
+                        <a14:shadowObscured xmlns:a14="http://schemas.microsoft.com/office/drawing/2010/main"/>
+                      </a:ext>
+                    </a:extLst>
+                  </pic:spPr>
+                </pic:pic>
+              </a:graphicData>
+            </a:graphic>
+          </wp:inline>
+        </w:drawing>
+      </w:r>
+      <w:r>
+        <w:rPr>
+          <w:lang w:val="es-ES"/>
+        </w:rPr>
+        <w:tab/>
+      </w:r>
+      <w:r>
+        <w:rPr>
+          <w:lang w:val="es-ES"/>
+        </w:rPr>
+        <w:tab/>
+      </w:r>
+      <w:r>
+        <w:rPr>
+          <w:noProof/>
+        </w:rPr>
+        <w:drawing>
+          <wp:inline distT="0" distB="0" distL="0" distR="0">
+            <wp:extent cx="2399747" cy="2082800"/>
+            <wp:effectExtent l="19050" t="19050" r="19685" b="12700"/>
+            <wp:docPr id="453" name="Imagen 453"/>
+            <wp:cNvGraphicFramePr>
+              <a:graphicFrameLocks xmlns:a="http://schemas.openxmlformats.org/drawingml/2006/main" noChangeAspect="1"/>
+            </wp:cNvGraphicFramePr>
+            <a:graphic xmlns:a="http://schemas.openxmlformats.org/drawingml/2006/main">
+              <a:graphicData uri="http://schemas.openxmlformats.org/drawingml/2006/picture">
+                <pic:pic xmlns:pic="http://schemas.openxmlformats.org/drawingml/2006/picture">
+                  <pic:nvPicPr>
+                    <pic:cNvPr id="453" name="Captura de pantalla 2024-11-02 221323.png"/>
+                    <pic:cNvPicPr/>
+                  </pic:nvPicPr>
+                  <pic:blipFill>
+                    <a:blip r:embed="rId47">
+                      <a:extLst>
+                        <a:ext uri="{28A0092B-C50C-407E-A947-70E740481C1C}">
+                          <a14:useLocalDpi xmlns:a14="http://schemas.microsoft.com/office/drawing/2010/main" val="0"/>
+                        </a:ext>
+                      </a:extLst>
+                    </a:blip>
+                    <a:stretch>
+                      <a:fillRect/>
+                    </a:stretch>
+                  </pic:blipFill>
+                  <pic:spPr>
+                    <a:xfrm>
+                      <a:off x="0" y="0"/>
+                      <a:ext cx="2399747" cy="2082800"/>
+                    </a:xfrm>
+                    <a:prstGeom prst="rect">
+                      <a:avLst/>
+                    </a:prstGeom>
+                    <a:ln w="19050">
+                      <a:solidFill>
+                        <a:schemeClr val="tx1"/>
+                      </a:solidFill>
+                    </a:ln>
+                  </pic:spPr>
+                </pic:pic>
+              </a:graphicData>
+            </a:graphic>
+          </wp:inline>
+        </w:drawing>
+      </w:r>
+    </w:p>
+    <w:p>
+      <w:pPr>
+        <w:ind w:firstLine="0"/>
+        <w:jc w:val="left"/>
+        <w:rPr>
+          <w:sz w:val="18"/>
+          <w:lang w:val="es-ES"/>
+        </w:rPr>
+      </w:pPr>
+      <w:r>
+        <w:rPr>
+          <w:sz w:val="18"/>
+          <w:lang w:val="es-ES"/>
+        </w:rPr>
+        <w:t>Fig. 22 – Posición horizontal para colocar la tapa en el suelo</w:t>
+      </w:r>
+      <w:r>
+        <w:rPr>
+          <w:sz w:val="18"/>
+          <w:lang w:val="es-ES"/>
+        </w:rPr>
+        <w:tab/>
+      </w:r>
+      <w:r>
+        <w:rPr>
+          <w:sz w:val="18"/>
+          <w:lang w:val="es-ES"/>
+        </w:rPr>
+        <w:tab/>
+      </w:r>
+      <w:r>
+        <w:rPr>
+          <w:sz w:val="18"/>
+          <w:lang w:val="es-ES"/>
+        </w:rPr>
+        <w:t>Fig. 23 - Colocación de la tapa en el suelo</w:t>
+      </w:r>
+    </w:p>
+    <w:p>
+      <w:pPr>
+        <w:ind w:firstLine="0"/>
+        <w:jc w:val="center"/>
+        <w:rPr>
+          <w:lang w:val="es-ES"/>
+        </w:rPr>
+      </w:pPr>
+      <w:r>
+        <w:rPr>
+          <w:noProof/>
+        </w:rPr>
+        <w:drawing>
+          <wp:inline distT="0" distB="0" distL="0" distR="0">
+            <wp:extent cx="2330286" cy="2253343"/>
+            <wp:effectExtent l="19050" t="19050" r="13335" b="13970"/>
+            <wp:docPr id="454" name="Imagen 454"/>
+            <wp:cNvGraphicFramePr>
+              <a:graphicFrameLocks xmlns:a="http://schemas.openxmlformats.org/drawingml/2006/main" noChangeAspect="1"/>
+            </wp:cNvGraphicFramePr>
+            <a:graphic xmlns:a="http://schemas.openxmlformats.org/drawingml/2006/main">
+              <a:graphicData uri="http://schemas.openxmlformats.org/drawingml/2006/picture">
+                <pic:pic xmlns:pic="http://schemas.openxmlformats.org/drawingml/2006/picture">
+                  <pic:nvPicPr>
+                    <pic:cNvPr id="454" name="Captura de pantalla 2024-11-02 221528.png"/>
+                    <pic:cNvPicPr/>
+                  </pic:nvPicPr>
+                  <pic:blipFill>
+                    <a:blip r:embed="rId48">
+                      <a:extLst>
+                        <a:ext uri="{28A0092B-C50C-407E-A947-70E740481C1C}">
+                          <a14:useLocalDpi xmlns:a14="http://schemas.microsoft.com/office/drawing/2010/main" val="0"/>
+                        </a:ext>
+                      </a:extLst>
+                    </a:blip>
+                    <a:stretch>
+                      <a:fillRect/>
+                    </a:stretch>
+                  </pic:blipFill>
+                  <pic:spPr>
+                    <a:xfrm>
+                      <a:off x="0" y="0"/>
+                      <a:ext cx="2337708" cy="2260519"/>
+                    </a:xfrm>
+                    <a:prstGeom prst="rect">
+                      <a:avLst/>
+                    </a:prstGeom>
+                    <a:ln w="19050">
+                      <a:solidFill>
+                        <a:schemeClr val="tx1"/>
+                      </a:solidFill>
+                    </a:ln>
+                  </pic:spPr>
+                </pic:pic>
+              </a:graphicData>
+            </a:graphic>
+          </wp:inline>
+        </w:drawing>
+      </w:r>
+      <w:r>
+        <w:rPr>
+          <w:lang w:val="es-ES"/>
+        </w:rPr>
+        <w:tab/>
+      </w:r>
+      <w:r>
+        <w:rPr>
+          <w:lang w:val="es-ES"/>
+        </w:rPr>
+        <w:tab/>
+      </w:r>
+      <w:r>
+        <w:rPr>
+          <w:noProof/>
+        </w:rPr>
+        <w:drawing>
+          <wp:inline distT="0" distB="0" distL="0" distR="0">
+            <wp:extent cx="2368198" cy="2253343"/>
+            <wp:effectExtent l="19050" t="19050" r="13335" b="13970"/>
+            <wp:docPr id="455" name="Imagen 455"/>
+            <wp:cNvGraphicFramePr>
+              <a:graphicFrameLocks xmlns:a="http://schemas.openxmlformats.org/drawingml/2006/main" noChangeAspect="1"/>
+            </wp:cNvGraphicFramePr>
+            <a:graphic xmlns:a="http://schemas.openxmlformats.org/drawingml/2006/main">
+              <a:graphicData uri="http://schemas.openxmlformats.org/drawingml/2006/picture">
+                <pic:pic xmlns:pic="http://schemas.openxmlformats.org/drawingml/2006/picture">
+                  <pic:nvPicPr>
+                    <pic:cNvPr id="455" name="Captura de pantalla 2024-11-02 221545.png"/>
+                    <pic:cNvPicPr/>
+                  </pic:nvPicPr>
+                  <pic:blipFill>
+                    <a:blip r:embed="rId49">
+                      <a:extLst>
+                        <a:ext uri="{28A0092B-C50C-407E-A947-70E740481C1C}">
+                          <a14:useLocalDpi xmlns:a14="http://schemas.microsoft.com/office/drawing/2010/main" val="0"/>
+                        </a:ext>
+                      </a:extLst>
+                    </a:blip>
+                    <a:stretch>
+                      <a:fillRect/>
+                    </a:stretch>
+                  </pic:blipFill>
+                  <pic:spPr>
+                    <a:xfrm>
+                      <a:off x="0" y="0"/>
+                      <a:ext cx="2404545" cy="2287928"/>
+                    </a:xfrm>
+                    <a:prstGeom prst="rect">
+                      <a:avLst/>
+                    </a:prstGeom>
+                    <a:ln w="19050">
+                      <a:solidFill>
+                        <a:schemeClr val="tx1"/>
+                      </a:solidFill>
+                    </a:ln>
+                  </pic:spPr>
+                </pic:pic>
+              </a:graphicData>
+            </a:graphic>
+          </wp:inline>
+        </w:drawing>
+      </w:r>
+    </w:p>
+    <w:p>
+      <w:pPr>
+        <w:ind w:firstLine="720"/>
+        <w:rPr>
+          <w:sz w:val="18"/>
+          <w:lang w:val="es-ES"/>
+        </w:rPr>
+      </w:pPr>
+      <w:r>
+        <w:rPr>
+          <w:sz w:val="18"/>
+          <w:lang w:val="es-ES"/>
+        </w:rPr>
+        <w:t xml:space="preserve">Fig. 24 – Enfrentamiento al contenedor </w:t>
+      </w:r>
+      <w:r>
+        <w:rPr>
+          <w:sz w:val="18"/>
+          <w:lang w:val="es-ES"/>
+        </w:rPr>
+        <w:tab/>
+      </w:r>
+      <w:r>
+        <w:rPr>
+          <w:sz w:val="18"/>
+          <w:lang w:val="es-ES"/>
+        </w:rPr>
+        <w:tab/>
+      </w:r>
+      <w:r>
+        <w:rPr>
+          <w:sz w:val="18"/>
+          <w:lang w:val="es-ES"/>
+        </w:rPr>
+        <w:t>Fig. 25 – Punto de agarre de la tapa y extracción de la pastilla</w:t>
+      </w:r>
+    </w:p>
+    <w:p>
+      <w:pPr>
+        <w:ind w:firstLine="0"/>
+        <w:jc w:val="center"/>
+        <w:rPr>
+          <w:lang w:val="es-ES"/>
+        </w:rPr>
+      </w:pPr>
+      <w:r>
+        <w:rPr>
+          <w:noProof/>
+        </w:rPr>
+        <w:drawing>
+          <wp:inline distT="0" distB="0" distL="0" distR="0">
+            <wp:extent cx="2224770" cy="2113280"/>
+            <wp:effectExtent l="19050" t="19050" r="23495" b="20320"/>
+            <wp:docPr id="456" name="Imagen 456"/>
+            <wp:cNvGraphicFramePr>
+              <a:graphicFrameLocks xmlns:a="http://schemas.openxmlformats.org/drawingml/2006/main" noChangeAspect="1"/>
+            </wp:cNvGraphicFramePr>
+            <a:graphic xmlns:a="http://schemas.openxmlformats.org/drawingml/2006/main">
+              <a:graphicData uri="http://schemas.openxmlformats.org/drawingml/2006/picture">
+                <pic:pic xmlns:pic="http://schemas.openxmlformats.org/drawingml/2006/picture">
+                  <pic:nvPicPr>
+                    <pic:cNvPr id="456" name="Captura de pantalla 2024-11-02 221624.png"/>
+                    <pic:cNvPicPr/>
+                  </pic:nvPicPr>
+                  <pic:blipFill rotWithShape="1">
+                    <a:blip r:embed="rId50">
+                      <a:extLst>
+                        <a:ext uri="{28A0092B-C50C-407E-A947-70E740481C1C}">
+                          <a14:useLocalDpi xmlns:a14="http://schemas.microsoft.com/office/drawing/2010/main" val="0"/>
+                        </a:ext>
+                      </a:extLst>
+                    </a:blip>
+                    <a:srcRect t="9021"/>
+                    <a:stretch/>
+                  </pic:blipFill>
+                  <pic:spPr bwMode="auto">
+                    <a:xfrm>
+                      <a:off x="0" y="0"/>
+                      <a:ext cx="2226576" cy="2114996"/>
+                    </a:xfrm>
+                    <a:prstGeom prst="rect">
+                      <a:avLst/>
+                    </a:prstGeom>
+                    <a:ln w="19050">
+                      <a:solidFill>
+                        <a:schemeClr val="tx1"/>
+                      </a:solidFill>
+                    </a:ln>
+                    <a:extLst>
+                      <a:ext uri="{53640926-AAD7-44D8-BBD7-CCE9431645EC}">
+                        <a14:shadowObscured xmlns:a14="http://schemas.microsoft.com/office/drawing/2010/main"/>
+                      </a:ext>
+                    </a:extLst>
+                  </pic:spPr>
+                </pic:pic>
+              </a:graphicData>
+            </a:graphic>
+          </wp:inline>
+        </w:drawing>
+      </w:r>
+      <w:r>
+        <w:rPr>
+          <w:lang w:val="es-ES"/>
+        </w:rPr>
+        <w:tab/>
+      </w:r>
+      <w:r>
+        <w:rPr>
+          <w:lang w:val="es-ES"/>
+        </w:rPr>
+        <w:tab/>
+      </w:r>
+      <w:r>
+        <w:rPr>
+          <w:lang w:val="es-ES"/>
+        </w:rPr>
+        <w:tab/>
+      </w:r>
+      <w:r>
+        <w:rPr>
+          <w:noProof/>
+        </w:rPr>
+        <w:drawing>
+          <wp:inline distT="0" distB="0" distL="0" distR="0">
+            <wp:extent cx="2239010" cy="2085077"/>
+            <wp:effectExtent l="19050" t="19050" r="27940" b="10795"/>
+            <wp:docPr id="457" name="Imagen 457"/>
+            <wp:cNvGraphicFramePr>
+              <a:graphicFrameLocks xmlns:a="http://schemas.openxmlformats.org/drawingml/2006/main" noChangeAspect="1"/>
+            </wp:cNvGraphicFramePr>
+            <a:graphic xmlns:a="http://schemas.openxmlformats.org/drawingml/2006/main">
+              <a:graphicData uri="http://schemas.openxmlformats.org/drawingml/2006/picture">
+                <pic:pic xmlns:pic="http://schemas.openxmlformats.org/drawingml/2006/picture">
+                  <pic:nvPicPr>
+                    <pic:cNvPr id="457" name="Captura de pantalla 2024-11-02 221638.png"/>
+                    <pic:cNvPicPr/>
+                  </pic:nvPicPr>
+                  <pic:blipFill rotWithShape="1">
+                    <a:blip r:embed="rId51">
+                      <a:extLst>
+                        <a:ext uri="{28A0092B-C50C-407E-A947-70E740481C1C}">
+                          <a14:useLocalDpi xmlns:a14="http://schemas.microsoft.com/office/drawing/2010/main" val="0"/>
+                        </a:ext>
+                      </a:extLst>
+                    </a:blip>
+                    <a:srcRect t="10859"/>
+                    <a:stretch/>
+                  </pic:blipFill>
+                  <pic:spPr bwMode="auto">
+                    <a:xfrm>
+                      <a:off x="0" y="0"/>
+                      <a:ext cx="2246546" cy="2092095"/>
+                    </a:xfrm>
+                    <a:prstGeom prst="rect">
+                      <a:avLst/>
+                    </a:prstGeom>
+                    <a:ln w="19050">
+                      <a:solidFill>
+                        <a:schemeClr val="tx1"/>
+                      </a:solidFill>
+                    </a:ln>
+                    <a:extLst>
+                      <a:ext uri="{53640926-AAD7-44D8-BBD7-CCE9431645EC}">
+                        <a14:shadowObscured xmlns:a14="http://schemas.microsoft.com/office/drawing/2010/main"/>
+                      </a:ext>
+                    </a:extLst>
+                  </pic:spPr>
+                </pic:pic>
+              </a:graphicData>
+            </a:graphic>
+          </wp:inline>
+        </w:drawing>
+      </w:r>
+    </w:p>
+    <w:p>
+      <w:pPr>
+        <w:ind w:firstLine="0"/>
+        <w:jc w:val="left"/>
+        <w:rPr>
+          <w:sz w:val="18"/>
+          <w:lang w:val="es-ES"/>
+        </w:rPr>
+      </w:pPr>
+      <w:r>
+        <w:rPr>
+          <w:sz w:val="18"/>
+          <w:lang w:val="es-ES"/>
+        </w:rPr>
+        <w:t>Fig. 26</w:t>
+      </w:r>
+      <w:r>
+        <w:rPr>
+          <w:sz w:val="18"/>
+          <w:lang w:val="es-ES"/>
+        </w:rPr>
+        <w:t xml:space="preserve"> – Posición horizontal para colocar la tapa en la mesa</w:t>
+      </w:r>
+      <w:r>
+        <w:rPr>
+          <w:sz w:val="18"/>
+          <w:lang w:val="es-ES"/>
+        </w:rPr>
+        <w:tab/>
+      </w:r>
+      <w:r>
+        <w:rPr>
+          <w:sz w:val="18"/>
+          <w:lang w:val="es-ES"/>
+        </w:rPr>
+        <w:tab/>
+        <w:t>Fig. 27 – Colocación de la tapa en la mesa</w:t>
+      </w:r>
+    </w:p>
+    <w:p>
+      <w:pPr>
+        <w:ind w:firstLine="0"/>
+        <w:rPr>
+          <w:lang w:val="es-ES"/>
+        </w:rPr>
+      </w:pPr>
+      <w:r>
+        <w:rPr>
+          <w:lang w:val="es-ES"/>
+        </w:rPr>
+        <w:lastRenderedPageBreak/>
+        <w:t xml:space="preserve">Haciendo uso de estos puntos, y combinando trayectorias interpoladas mediante el uso de las funciones jtraj, mstraj y ctraj se obtuvo la trayectoria final. </w:t>
+      </w:r>
+    </w:p>
+    <w:p>
+      <w:pPr>
         <w:pStyle w:val="Ttulo2"/>
         <w:rPr>
           <w:lang w:val="es-ES"/>
         </w:rPr>
       </w:pPr>
-      <w:bookmarkStart w:id="27" w:name="_Toc181458769"/>
-      <w:r>
-        <w:rPr>
-          <w:lang w:val="es-ES"/>
-        </w:rPr>
-        <w:t>Planificación</w:t>
+      <w:bookmarkStart w:id="27" w:name="_Toc181458770"/>
+      <w:r>
+        <w:rPr>
+          <w:lang w:val="es-ES"/>
+        </w:rPr>
+        <w:t>Generación de trayectorias</w:t>
       </w:r>
       <w:bookmarkEnd w:id="27"/>
     </w:p>
     <w:p>
       <w:pPr>
+        <w:ind w:firstLine="0"/>
+        <w:rPr>
+          <w:lang w:val="es-ES"/>
+        </w:rPr>
+      </w:pPr>
+      <w:r>
+        <w:rPr>
+          <w:lang w:val="es-ES"/>
+        </w:rPr>
+        <w:t>A continuación, se detalla qué tramos fueron generados con cada función de interpolación.</w:t>
+      </w:r>
+    </w:p>
+    <w:p>
+      <w:pPr>
+        <w:pStyle w:val="Prrafodelista"/>
+        <w:numPr>
+          <w:ilvl w:val="0"/>
+          <w:numId w:val="6"/>
+        </w:numPr>
+        <w:rPr>
+          <w:lang w:val="es-ES"/>
+        </w:rPr>
+      </w:pPr>
+      <w:r>
+        <w:rPr>
+          <w:lang w:val="es-ES"/>
+        </w:rPr>
+        <w:t xml:space="preserve">Las trayectorias de aproximación para colocar/retirar tapas/pastilla fueron realizadas con </w:t>
+      </w:r>
+      <w:r>
+        <w:rPr>
+          <w:b/>
+          <w:lang w:val="es-ES"/>
+        </w:rPr>
+        <w:t>ctraj</w:t>
+      </w:r>
+      <w:r>
+        <w:rPr>
+          <w:lang w:val="es-ES"/>
+        </w:rPr>
+        <w:t>, interpolando en el espacio cartesiano, de modo que se recorra un camino recto, conservando la orientación</w:t>
+      </w:r>
+    </w:p>
+    <w:p>
+      <w:pPr>
+        <w:pStyle w:val="Prrafodelista"/>
+        <w:numPr>
+          <w:ilvl w:val="0"/>
+          <w:numId w:val="6"/>
+        </w:numPr>
+        <w:rPr>
+          <w:lang w:val="es-ES"/>
+        </w:rPr>
+      </w:pPr>
+      <w:r>
+        <w:rPr>
+          <w:lang w:val="es-ES"/>
+        </w:rPr>
+        <w:t xml:space="preserve">Las trayectorias de apertura y cierre de las tapas, correspondientes a giros de ±360°, se realizaron con </w:t>
+      </w:r>
+      <w:r>
+        <w:rPr>
+          <w:b/>
+          <w:lang w:val="es-ES"/>
+        </w:rPr>
+        <w:t>jtraj</w:t>
+      </w:r>
+    </w:p>
+    <w:p>
+      <w:pPr>
+        <w:pStyle w:val="Prrafodelista"/>
+        <w:numPr>
+          <w:ilvl w:val="0"/>
+          <w:numId w:val="6"/>
+        </w:numPr>
+        <w:rPr>
+          <w:lang w:val="es-ES"/>
+        </w:rPr>
+      </w:pPr>
+      <w:r>
+        <w:rPr>
+          <w:lang w:val="es-ES"/>
+        </w:rPr>
+        <w:t xml:space="preserve">Las trayectorias correspondientes al retiro de la tapa y camino al punto previo a dejar la misma en el suelo o en la mesa, según corresponda, fueron interpoladas con </w:t>
+      </w:r>
+      <w:r>
+        <w:rPr>
+          <w:b/>
+          <w:lang w:val="es-ES"/>
+        </w:rPr>
+        <w:t>jtraj</w:t>
+      </w:r>
+      <w:r>
+        <w:rPr>
+          <w:lang w:val="es-ES"/>
+        </w:rPr>
+        <w:t>.</w:t>
+      </w:r>
+    </w:p>
+    <w:p>
+      <w:pPr>
+        <w:pStyle w:val="Prrafodelista"/>
+        <w:numPr>
+          <w:ilvl w:val="0"/>
+          <w:numId w:val="6"/>
+        </w:numPr>
+        <w:rPr>
+          <w:lang w:val="es-ES"/>
+        </w:rPr>
+      </w:pPr>
+      <w:r>
+        <w:rPr>
+          <w:lang w:val="es-ES"/>
+        </w:rPr>
+        <w:t>Las trayectorias que llevan el efector final desde la zona de la cámara a la zona de la mesa con contenedores de</w:t>
+      </w:r>
+      <w:r>
+        <w:rPr>
+          <w:lang w:val="es-ES"/>
+        </w:rPr>
+        <w:t xml:space="preserve"> pastillas y viceversa, fueron aproximadas</w:t>
+      </w:r>
+      <w:r>
+        <w:rPr>
+          <w:lang w:val="es-ES"/>
+        </w:rPr>
+        <w:t xml:space="preserve"> con </w:t>
+      </w:r>
+      <w:r>
+        <w:rPr>
+          <w:b/>
+          <w:lang w:val="es-ES"/>
+        </w:rPr>
+        <w:t>mstraj</w:t>
+      </w:r>
+      <w:r>
+        <w:rPr>
+          <w:lang w:val="es-ES"/>
+        </w:rPr>
+        <w:t>, considerando puntos intermedios que permitan esquivar los objetos del espacio de trabajo, evitando colisiones y manteniendo una trayectoria fluida, sin paradas intermedias, debido a las características de este tipo de interpolación.</w:t>
+      </w:r>
+    </w:p>
+    <w:p>
+      <w:pPr>
+        <w:ind w:firstLine="0"/>
+        <w:rPr>
+          <w:lang w:val="es-ES"/>
+        </w:rPr>
+      </w:pPr>
+      <w:r>
+        <w:rPr>
+          <w:lang w:val="es-ES"/>
+        </w:rPr>
+        <w:t>El funcionamiento de ctraj, jtraj y mstraj se detalla en el Anexo ().</w:t>
+      </w:r>
+    </w:p>
+    <w:p>
+      <w:pPr>
+        <w:ind w:firstLine="0"/>
+        <w:rPr>
+          <w:lang w:val="es-ES"/>
+        </w:rPr>
+      </w:pPr>
+      <w:r>
+        <w:rPr>
+          <w:lang w:val="es-ES"/>
+        </w:rPr>
+        <w:t>En las siguientes figuras puede observarse la trayectoria desde distintos puntos de vista.</w:t>
+      </w:r>
+    </w:p>
+    <w:p>
+      <w:pPr>
+        <w:ind w:firstLine="0"/>
+        <w:jc w:val="center"/>
+        <w:rPr>
+          <w:lang w:val="es-ES"/>
+        </w:rPr>
+      </w:pPr>
+      <w:r>
+        <w:rPr>
+          <w:noProof/>
+        </w:rPr>
+        <w:drawing>
+          <wp:inline distT="0" distB="0" distL="0" distR="0" wp14:anchorId="23A50105" wp14:editId="0C24E1D4">
+            <wp:extent cx="3238400" cy="2389415"/>
+            <wp:effectExtent l="19050" t="19050" r="19685" b="11430"/>
+            <wp:docPr id="460" name="Imagen 460"/>
+            <wp:cNvGraphicFramePr>
+              <a:graphicFrameLocks xmlns:a="http://schemas.openxmlformats.org/drawingml/2006/main" noChangeAspect="1"/>
+            </wp:cNvGraphicFramePr>
+            <a:graphic xmlns:a="http://schemas.openxmlformats.org/drawingml/2006/main">
+              <a:graphicData uri="http://schemas.openxmlformats.org/drawingml/2006/picture">
+                <pic:pic xmlns:pic="http://schemas.openxmlformats.org/drawingml/2006/picture">
+                  <pic:nvPicPr>
+                    <pic:cNvPr id="460" name="Captura de pantalla 2024-11-02 224253.png"/>
+                    <pic:cNvPicPr/>
+                  </pic:nvPicPr>
+                  <pic:blipFill rotWithShape="1">
+                    <a:blip r:embed="rId52">
+                      <a:extLst>
+                        <a:ext uri="{28A0092B-C50C-407E-A947-70E740481C1C}">
+                          <a14:useLocalDpi xmlns:a14="http://schemas.microsoft.com/office/drawing/2010/main" val="0"/>
+                        </a:ext>
+                      </a:extLst>
+                    </a:blip>
+                    <a:srcRect l="13655" r="12048"/>
+                    <a:stretch/>
+                  </pic:blipFill>
+                  <pic:spPr bwMode="auto">
+                    <a:xfrm>
+                      <a:off x="0" y="0"/>
+                      <a:ext cx="3267863" cy="2411154"/>
+                    </a:xfrm>
+                    <a:prstGeom prst="rect">
+                      <a:avLst/>
+                    </a:prstGeom>
+                    <a:ln w="19050">
+                      <a:solidFill>
+                        <a:schemeClr val="tx1"/>
+                      </a:solidFill>
+                    </a:ln>
+                    <a:extLst>
+                      <a:ext uri="{53640926-AAD7-44D8-BBD7-CCE9431645EC}">
+                        <a14:shadowObscured xmlns:a14="http://schemas.microsoft.com/office/drawing/2010/main"/>
+                      </a:ext>
+                    </a:extLst>
+                  </pic:spPr>
+                </pic:pic>
+              </a:graphicData>
+            </a:graphic>
+          </wp:inline>
+        </w:drawing>
+      </w:r>
+      <w:r>
+        <w:rPr>
+          <w:lang w:val="es-ES"/>
+        </w:rPr>
+        <w:tab/>
+      </w:r>
+      <w:r>
+        <w:rPr>
+          <w:noProof/>
+        </w:rPr>
+        <w:drawing>
+          <wp:inline distT="0" distB="0" distL="0" distR="0" wp14:anchorId="64AE8899" wp14:editId="16BB39B0">
+            <wp:extent cx="1930647" cy="2383972"/>
+            <wp:effectExtent l="19050" t="19050" r="12700" b="16510"/>
+            <wp:docPr id="461" name="Imagen 461"/>
+            <wp:cNvGraphicFramePr>
+              <a:graphicFrameLocks xmlns:a="http://schemas.openxmlformats.org/drawingml/2006/main" noChangeAspect="1"/>
+            </wp:cNvGraphicFramePr>
+            <a:graphic xmlns:a="http://schemas.openxmlformats.org/drawingml/2006/main">
+              <a:graphicData uri="http://schemas.openxmlformats.org/drawingml/2006/picture">
+                <pic:pic xmlns:pic="http://schemas.openxmlformats.org/drawingml/2006/picture">
+                  <pic:nvPicPr>
+                    <pic:cNvPr id="461" name="Captura de pantalla 2024-11-02 224314.png"/>
+                    <pic:cNvPicPr/>
+                  </pic:nvPicPr>
+                  <pic:blipFill rotWithShape="1">
+                    <a:blip r:embed="rId53">
+                      <a:extLst>
+                        <a:ext uri="{28A0092B-C50C-407E-A947-70E740481C1C}">
+                          <a14:useLocalDpi xmlns:a14="http://schemas.microsoft.com/office/drawing/2010/main" val="0"/>
+                        </a:ext>
+                      </a:extLst>
+                    </a:blip>
+                    <a:srcRect t="5976" b="2152"/>
+                    <a:stretch/>
+                  </pic:blipFill>
+                  <pic:spPr bwMode="auto">
+                    <a:xfrm>
+                      <a:off x="0" y="0"/>
+                      <a:ext cx="1936078" cy="2390678"/>
+                    </a:xfrm>
+                    <a:prstGeom prst="rect">
+                      <a:avLst/>
+                    </a:prstGeom>
+                    <a:ln w="19050">
+                      <a:solidFill>
+                        <a:schemeClr val="tx1"/>
+                      </a:solidFill>
+                    </a:ln>
+                    <a:extLst>
+                      <a:ext uri="{53640926-AAD7-44D8-BBD7-CCE9431645EC}">
+                        <a14:shadowObscured xmlns:a14="http://schemas.microsoft.com/office/drawing/2010/main"/>
+                      </a:ext>
+                    </a:extLst>
+                  </pic:spPr>
+                </pic:pic>
+              </a:graphicData>
+            </a:graphic>
+          </wp:inline>
+        </w:drawing>
+      </w:r>
+    </w:p>
+    <w:p>
+      <w:pPr>
+        <w:ind w:left="720" w:firstLine="720"/>
+        <w:rPr>
+          <w:lang w:val="es-ES"/>
+        </w:rPr>
+      </w:pPr>
+      <w:r>
+        <w:rPr>
+          <w:sz w:val="18"/>
+          <w:lang w:val="es-ES"/>
+        </w:rPr>
+        <w:t>Fig. 28 – Trayectoria completa</w:t>
+      </w:r>
+      <w:r>
+        <w:rPr>
+          <w:sz w:val="18"/>
+          <w:lang w:val="es-ES"/>
+        </w:rPr>
+        <w:tab/>
+      </w:r>
+      <w:r>
+        <w:rPr>
+          <w:sz w:val="18"/>
+          <w:lang w:val="es-ES"/>
+        </w:rPr>
+        <w:tab/>
+      </w:r>
+      <w:r>
+        <w:rPr>
+          <w:sz w:val="18"/>
+          <w:lang w:val="es-ES"/>
+        </w:rPr>
+        <w:tab/>
+      </w:r>
+      <w:r>
+        <w:rPr>
+          <w:sz w:val="18"/>
+          <w:lang w:val="es-ES"/>
+        </w:rPr>
+        <w:tab/>
+        <w:t xml:space="preserve">Fig. 29 – </w:t>
+      </w:r>
+      <w:r>
+        <w:rPr>
+          <w:sz w:val="18"/>
+          <w:lang w:val="es-ES"/>
+        </w:rPr>
+        <w:t>Trayectoria completa</w:t>
+      </w:r>
+    </w:p>
+    <w:p>
+      <w:pPr>
+        <w:ind w:firstLine="0"/>
+        <w:jc w:val="center"/>
+        <w:rPr>
+          <w:lang w:val="es-ES"/>
+        </w:rPr>
+      </w:pPr>
+      <w:r>
+        <w:rPr>
+          <w:noProof/>
+        </w:rPr>
+        <w:lastRenderedPageBreak/>
+        <w:drawing>
+          <wp:inline distT="0" distB="0" distL="0" distR="0">
+            <wp:extent cx="2660134" cy="2682240"/>
+            <wp:effectExtent l="19050" t="19050" r="26035" b="22860"/>
+            <wp:docPr id="462" name="Imagen 462"/>
+            <wp:cNvGraphicFramePr>
+              <a:graphicFrameLocks xmlns:a="http://schemas.openxmlformats.org/drawingml/2006/main" noChangeAspect="1"/>
+            </wp:cNvGraphicFramePr>
+            <a:graphic xmlns:a="http://schemas.openxmlformats.org/drawingml/2006/main">
+              <a:graphicData uri="http://schemas.openxmlformats.org/drawingml/2006/picture">
+                <pic:pic xmlns:pic="http://schemas.openxmlformats.org/drawingml/2006/picture">
+                  <pic:nvPicPr>
+                    <pic:cNvPr id="462" name="Captura de pantalla 2024-11-02 224331.png"/>
+                    <pic:cNvPicPr/>
+                  </pic:nvPicPr>
+                  <pic:blipFill>
+                    <a:blip r:embed="rId54">
+                      <a:extLst>
+                        <a:ext uri="{28A0092B-C50C-407E-A947-70E740481C1C}">
+                          <a14:useLocalDpi xmlns:a14="http://schemas.microsoft.com/office/drawing/2010/main" val="0"/>
+                        </a:ext>
+                      </a:extLst>
+                    </a:blip>
+                    <a:stretch>
+                      <a:fillRect/>
+                    </a:stretch>
+                  </pic:blipFill>
+                  <pic:spPr>
+                    <a:xfrm>
+                      <a:off x="0" y="0"/>
+                      <a:ext cx="2675213" cy="2697444"/>
+                    </a:xfrm>
+                    <a:prstGeom prst="rect">
+                      <a:avLst/>
+                    </a:prstGeom>
+                    <a:ln w="19050">
+                      <a:solidFill>
+                        <a:schemeClr val="tx1"/>
+                      </a:solidFill>
+                    </a:ln>
+                  </pic:spPr>
+                </pic:pic>
+              </a:graphicData>
+            </a:graphic>
+          </wp:inline>
+        </w:drawing>
+      </w:r>
+      <w:r>
+        <w:rPr>
+          <w:lang w:val="es-ES"/>
+        </w:rPr>
+        <w:tab/>
+      </w:r>
+      <w:r>
+        <w:rPr>
+          <w:lang w:val="es-ES"/>
+        </w:rPr>
+        <w:tab/>
+      </w:r>
+      <w:r>
+        <w:rPr>
+          <w:noProof/>
+        </w:rPr>
+        <w:drawing>
+          <wp:inline distT="0" distB="0" distL="0" distR="0">
+            <wp:extent cx="2844800" cy="2692972"/>
+            <wp:effectExtent l="19050" t="19050" r="12700" b="12700"/>
+            <wp:docPr id="463" name="Imagen 463"/>
+            <wp:cNvGraphicFramePr>
+              <a:graphicFrameLocks xmlns:a="http://schemas.openxmlformats.org/drawingml/2006/main" noChangeAspect="1"/>
+            </wp:cNvGraphicFramePr>
+            <a:graphic xmlns:a="http://schemas.openxmlformats.org/drawingml/2006/main">
+              <a:graphicData uri="http://schemas.openxmlformats.org/drawingml/2006/picture">
+                <pic:pic xmlns:pic="http://schemas.openxmlformats.org/drawingml/2006/picture">
+                  <pic:nvPicPr>
+                    <pic:cNvPr id="463" name="Captura de pantalla 2024-11-02 224344.png"/>
+                    <pic:cNvPicPr/>
+                  </pic:nvPicPr>
+                  <pic:blipFill>
+                    <a:blip r:embed="rId55">
+                      <a:extLst>
+                        <a:ext uri="{28A0092B-C50C-407E-A947-70E740481C1C}">
+                          <a14:useLocalDpi xmlns:a14="http://schemas.microsoft.com/office/drawing/2010/main" val="0"/>
+                        </a:ext>
+                      </a:extLst>
+                    </a:blip>
+                    <a:stretch>
+                      <a:fillRect/>
+                    </a:stretch>
+                  </pic:blipFill>
+                  <pic:spPr>
+                    <a:xfrm>
+                      <a:off x="0" y="0"/>
+                      <a:ext cx="2861017" cy="2708323"/>
+                    </a:xfrm>
+                    <a:prstGeom prst="rect">
+                      <a:avLst/>
+                    </a:prstGeom>
+                    <a:ln w="19050">
+                      <a:solidFill>
+                        <a:schemeClr val="tx1"/>
+                      </a:solidFill>
+                    </a:ln>
+                  </pic:spPr>
+                </pic:pic>
+              </a:graphicData>
+            </a:graphic>
+          </wp:inline>
+        </w:drawing>
+      </w:r>
+    </w:p>
+    <w:p>
+      <w:pPr>
+        <w:ind w:firstLine="720"/>
+        <w:rPr>
+          <w:sz w:val="18"/>
+          <w:lang w:val="es-ES"/>
+        </w:rPr>
+      </w:pPr>
+      <w:r>
+        <w:rPr>
+          <w:sz w:val="18"/>
+          <w:lang w:val="es-ES"/>
+        </w:rPr>
+        <w:t xml:space="preserve">Fig. </w:t>
+      </w:r>
+      <w:r>
+        <w:rPr>
+          <w:sz w:val="18"/>
+          <w:lang w:val="es-ES"/>
+        </w:rPr>
+        <w:t>30</w:t>
+      </w:r>
+      <w:r>
+        <w:rPr>
+          <w:sz w:val="18"/>
+          <w:lang w:val="es-ES"/>
+        </w:rPr>
+        <w:t xml:space="preserve"> – Trayectoria completa </w:t>
+      </w:r>
+      <w:r>
+        <w:rPr>
+          <w:sz w:val="18"/>
+          <w:lang w:val="es-ES"/>
+        </w:rPr>
+        <w:tab/>
+      </w:r>
+      <w:r>
+        <w:rPr>
+          <w:sz w:val="18"/>
+          <w:lang w:val="es-ES"/>
+        </w:rPr>
+        <w:tab/>
+      </w:r>
+      <w:r>
+        <w:rPr>
+          <w:sz w:val="18"/>
+          <w:lang w:val="es-ES"/>
+        </w:rPr>
+        <w:tab/>
+      </w:r>
+      <w:r>
+        <w:rPr>
+          <w:sz w:val="18"/>
+          <w:lang w:val="es-ES"/>
+        </w:rPr>
+        <w:tab/>
+      </w:r>
+      <w:r>
+        <w:rPr>
+          <w:sz w:val="18"/>
+          <w:lang w:val="es-ES"/>
+        </w:rPr>
+        <w:tab/>
+      </w:r>
+      <w:r>
+        <w:rPr>
+          <w:sz w:val="18"/>
+          <w:lang w:val="es-ES"/>
+        </w:rPr>
+        <w:t xml:space="preserve">Fig. </w:t>
+      </w:r>
+      <w:r>
+        <w:rPr>
+          <w:sz w:val="18"/>
+          <w:lang w:val="es-ES"/>
+        </w:rPr>
+        <w:t>31</w:t>
+      </w:r>
+      <w:r>
+        <w:rPr>
+          <w:sz w:val="18"/>
+          <w:lang w:val="es-ES"/>
+        </w:rPr>
+        <w:t xml:space="preserve"> – Trayectoria completa</w:t>
+      </w:r>
+    </w:p>
+    <w:p>
+      <w:pPr>
+        <w:ind w:firstLine="0"/>
+        <w:rPr>
+          <w:lang w:val="es-ES"/>
+        </w:rPr>
+      </w:pPr>
+      <w:r>
+        <w:rPr>
+          <w:lang w:val="es-ES"/>
+        </w:rPr>
+        <w:t>De la trayectoria absoluta, se extrajeron los gráficos de posiciones, velocidades y aceleraciones en el espacio articular y en el espacio cartesiano.</w:t>
+      </w:r>
+      <w:r>
+        <w:rPr>
+          <w:lang w:val="es-ES"/>
+        </w:rPr>
+        <w:t xml:space="preserve"> En la Fig. 32 pueden observarse los puntos de velocidad angular máxima, correspondiente a 11,753 </w:t>
+      </w:r>
+      <m:oMath>
+        <m:f>
+          <m:fPr>
+            <m:ctrlPr>
+              <w:rPr>
+                <w:i/>
+                <w:lang w:val="es-ES"/>
+              </w:rPr>
+            </m:ctrlPr>
+          </m:fPr>
+          <m:num>
+            <m:r>
+              <w:rPr>
+                <w:lang w:val="es-ES"/>
+              </w:rPr>
+              <m:t>rad</m:t>
+            </m:r>
+          </m:num>
+          <m:den>
+            <m:r>
+              <w:rPr>
+                <w:lang w:val="es-ES"/>
+              </w:rPr>
+              <m:t>s</m:t>
+            </m:r>
+          </m:den>
+        </m:f>
+      </m:oMath>
+      <w:r>
+        <w:rPr>
+          <w:lang w:val="es-ES"/>
+        </w:rPr>
+        <w:t xml:space="preserve">  en los momentos de apertura y cierre de tapas, los cuales suceden durante un intervalo de tiempo muy corto, sumado a que la aplicación no corresponde a un funcionamiento diario y constante del robot, lo que no trae mayores complicaciones.</w:t>
+      </w:r>
+    </w:p>
+    <w:p>
+      <w:pPr>
+        <w:ind w:firstLine="0"/>
+        <w:rPr>
+          <w:lang w:val="es-ES"/>
+        </w:rPr>
+      </w:pPr>
+      <w:r>
+        <w:rPr>
+          <w:lang w:val="es-ES"/>
+        </w:rPr>
+        <w:drawing>
+          <wp:inline distT="0" distB="0" distL="0" distR="0" wp14:anchorId="184D5FAE" wp14:editId="62356187">
+            <wp:extent cx="6151880" cy="3112770"/>
+            <wp:effectExtent l="0" t="0" r="1270" b="0"/>
+            <wp:docPr id="466" name="Imagen 466"/>
+            <wp:cNvGraphicFramePr>
+              <a:graphicFrameLocks xmlns:a="http://schemas.openxmlformats.org/drawingml/2006/main" noChangeAspect="1"/>
+            </wp:cNvGraphicFramePr>
+            <a:graphic xmlns:a="http://schemas.openxmlformats.org/drawingml/2006/main">
+              <a:graphicData uri="http://schemas.openxmlformats.org/drawingml/2006/picture">
+                <pic:pic xmlns:pic="http://schemas.openxmlformats.org/drawingml/2006/picture">
+                  <pic:nvPicPr>
+                    <pic:cNvPr id="1" name=""/>
+                    <pic:cNvPicPr/>
+                  </pic:nvPicPr>
+                  <pic:blipFill>
+                    <a:blip r:embed="rId56"/>
+                    <a:stretch>
+                      <a:fillRect/>
+                    </a:stretch>
+                  </pic:blipFill>
+                  <pic:spPr>
+                    <a:xfrm>
+                      <a:off x="0" y="0"/>
+                      <a:ext cx="6151880" cy="3112770"/>
+                    </a:xfrm>
+                    <a:prstGeom prst="rect">
+                      <a:avLst/>
+                    </a:prstGeom>
+                  </pic:spPr>
+                </pic:pic>
+              </a:graphicData>
+            </a:graphic>
+          </wp:inline>
+        </w:drawing>
+      </w:r>
+    </w:p>
+    <w:p>
+      <w:pPr>
+        <w:ind w:firstLine="0"/>
+        <w:jc w:val="center"/>
+        <w:rPr>
+          <w:sz w:val="18"/>
+          <w:lang w:val="es-ES"/>
+        </w:rPr>
+      </w:pPr>
+      <w:r>
+        <w:rPr>
+          <w:sz w:val="18"/>
+          <w:lang w:val="es-ES"/>
+        </w:rPr>
+        <w:t>Fig. 32 – Gráficos de posición, velocidad y aceleración en el espacio articular.</w:t>
+      </w:r>
+    </w:p>
+    <w:p>
+      <w:pPr>
+        <w:ind w:firstLine="0"/>
+        <w:rPr>
+          <w:lang w:val="es-ES"/>
+        </w:rPr>
+      </w:pPr>
+      <w:r>
+        <w:rPr>
+          <w:noProof/>
+        </w:rPr>
+        <w:lastRenderedPageBreak/>
+        <w:drawing>
+          <wp:inline distT="0" distB="0" distL="0" distR="0">
+            <wp:extent cx="6151880" cy="3293745"/>
+            <wp:effectExtent l="0" t="0" r="1270" b="1905"/>
+            <wp:docPr id="464" name="Imagen 464"/>
+            <wp:cNvGraphicFramePr>
+              <a:graphicFrameLocks xmlns:a="http://schemas.openxmlformats.org/drawingml/2006/main" noChangeAspect="1"/>
+            </wp:cNvGraphicFramePr>
+            <a:graphic xmlns:a="http://schemas.openxmlformats.org/drawingml/2006/main">
+              <a:graphicData uri="http://schemas.openxmlformats.org/drawingml/2006/picture">
+                <pic:pic xmlns:pic="http://schemas.openxmlformats.org/drawingml/2006/picture">
+                  <pic:nvPicPr>
+                    <pic:cNvPr id="464" name="Captura de pantalla 2024-11-02 205632.png"/>
+                    <pic:cNvPicPr/>
+                  </pic:nvPicPr>
+                  <pic:blipFill>
+                    <a:blip r:embed="rId57" cstate="print">
+                      <a:extLst>
+                        <a:ext uri="{28A0092B-C50C-407E-A947-70E740481C1C}">
+                          <a14:useLocalDpi xmlns:a14="http://schemas.microsoft.com/office/drawing/2010/main" val="0"/>
+                        </a:ext>
+                      </a:extLst>
+                    </a:blip>
+                    <a:stretch>
+                      <a:fillRect/>
+                    </a:stretch>
+                  </pic:blipFill>
+                  <pic:spPr>
+                    <a:xfrm>
+                      <a:off x="0" y="0"/>
+                      <a:ext cx="6151880" cy="3293745"/>
+                    </a:xfrm>
+                    <a:prstGeom prst="rect">
+                      <a:avLst/>
+                    </a:prstGeom>
+                  </pic:spPr>
+                </pic:pic>
+              </a:graphicData>
+            </a:graphic>
+          </wp:inline>
+        </w:drawing>
+      </w:r>
+    </w:p>
+    <w:p>
+      <w:pPr>
+        <w:ind w:firstLine="0"/>
+        <w:jc w:val="center"/>
+        <w:rPr>
+          <w:sz w:val="18"/>
+          <w:lang w:val="es-ES"/>
+        </w:rPr>
+      </w:pPr>
+      <w:r>
+        <w:rPr>
+          <w:sz w:val="18"/>
+          <w:lang w:val="es-ES"/>
+        </w:rPr>
+        <w:t xml:space="preserve">Fig. 32 – Gráficos de posición, velocidad y aceleración en el espacio </w:t>
+      </w:r>
+      <w:r>
+        <w:rPr>
+          <w:sz w:val="18"/>
+          <w:lang w:val="es-ES"/>
+        </w:rPr>
+        <w:t>cartesiano</w:t>
+      </w:r>
+      <w:r>
+        <w:rPr>
+          <w:sz w:val="18"/>
+          <w:lang w:val="es-ES"/>
+        </w:rPr>
+        <w:t>.</w:t>
+      </w:r>
+      <w:bookmarkStart w:id="28" w:name="_GoBack"/>
+      <w:bookmarkEnd w:id="28"/>
+    </w:p>
+    <w:p>
+      <w:pPr>
+        <w:pStyle w:val="Ttulo1"/>
+        <w:rPr>
+          <w:lang w:val="es-ES"/>
+        </w:rPr>
+      </w:pPr>
+      <w:bookmarkStart w:id="29" w:name="_Toc181458771"/>
+      <w:r>
+        <w:rPr>
+          <w:lang w:val="es-ES"/>
+        </w:rPr>
+        <w:t>Conclusión</w:t>
+      </w:r>
+      <w:bookmarkEnd w:id="29"/>
+    </w:p>
+    <w:p>
+      <w:pPr>
+        <w:pStyle w:val="Ttulo1"/>
+        <w:rPr>
+          <w:lang w:val="es-ES"/>
+        </w:rPr>
+      </w:pPr>
+      <w:bookmarkStart w:id="30" w:name="_Toc181458772"/>
+      <w:r>
+        <w:rPr>
+          <w:lang w:val="es-ES"/>
+        </w:rPr>
+        <w:t>Referencias</w:t>
+      </w:r>
+      <w:bookmarkEnd w:id="30"/>
+    </w:p>
+    <w:p>
+      <w:pPr>
+        <w:pStyle w:val="Ttulo1"/>
+        <w:rPr>
+          <w:lang w:val="es-ES"/>
+        </w:rPr>
+      </w:pPr>
+      <w:bookmarkStart w:id="31" w:name="_Toc181458773"/>
+      <w:r>
+        <w:rPr>
+          <w:lang w:val="es-ES"/>
+        </w:rPr>
+        <w:t>Anexos</w:t>
+      </w:r>
+      <w:bookmarkEnd w:id="31"/>
+    </w:p>
+    <w:p>
+      <w:pPr>
         <w:pStyle w:val="Ttulo2"/>
         <w:rPr>
           <w:lang w:val="es-ES"/>
         </w:rPr>
       </w:pPr>
-      <w:bookmarkStart w:id="28" w:name="_Toc181458770"/>
-      <w:r>
-        <w:rPr>
-          <w:lang w:val="es-ES"/>
-        </w:rPr>
-        <w:t>Generación de trayectorias</w:t>
-      </w:r>
-      <w:bookmarkEnd w:id="28"/>
-    </w:p>
-    <w:p>
-      <w:pPr>
-        <w:pStyle w:val="Ttulo1"/>
-        <w:rPr>
-          <w:lang w:val="es-ES"/>
-        </w:rPr>
-      </w:pPr>
-      <w:bookmarkStart w:id="29" w:name="_Toc181458771"/>
-      <w:r>
-        <w:rPr>
-          <w:lang w:val="es-ES"/>
-        </w:rPr>
-        <w:t>Conclusión</w:t>
-      </w:r>
-      <w:bookmarkEnd w:id="29"/>
-    </w:p>
-    <w:p>
-      <w:pPr>
-        <w:pStyle w:val="Ttulo1"/>
-        <w:rPr>
-          <w:lang w:val="es-ES"/>
-        </w:rPr>
-      </w:pPr>
-      <w:bookmarkStart w:id="30" w:name="_Toc181458772"/>
-      <w:r>
-        <w:rPr>
-          <w:lang w:val="es-ES"/>
-        </w:rPr>
-        <w:t>Referencias</w:t>
-      </w:r>
-      <w:bookmarkEnd w:id="30"/>
-    </w:p>
-    <w:p>
-      <w:pPr>
-        <w:pStyle w:val="Ttulo1"/>
-        <w:rPr>
-          <w:lang w:val="es-ES"/>
-        </w:rPr>
-      </w:pPr>
-      <w:bookmarkStart w:id="31" w:name="_Toc181458773"/>
-      <w:r>
-        <w:rPr>
-          <w:lang w:val="es-ES"/>
-        </w:rPr>
-        <w:t>Anexos</w:t>
-      </w:r>
-      <w:bookmarkEnd w:id="31"/>
+      <w:bookmarkStart w:id="32" w:name="_Toc181458774"/>
+      <w:r>
+        <w:rPr>
+          <w:lang w:val="es-ES"/>
+        </w:rPr>
+        <w:t>Definición del Robot</w:t>
+      </w:r>
+      <w:bookmarkEnd w:id="32"/>
     </w:p>
     <w:p>
       <w:pPr>
@@ -19613,14 +21089,14 @@
           <w:lang w:val="es-ES"/>
         </w:rPr>
       </w:pPr>
-      <w:bookmarkStart w:id="32" w:name="_Toc181458774"/>
-      <w:r>
-        <w:rPr>
-          <w:lang w:val="es-ES"/>
-        </w:rPr>
-        <w:t>Definición del Robot</w:t>
-      </w:r>
-      <w:bookmarkEnd w:id="32"/>
+      <w:bookmarkStart w:id="33" w:name="_Toc181458775"/>
+      <w:r>
+        <w:rPr>
+          <w:lang w:val="es-ES"/>
+        </w:rPr>
+        <w:t>Función de Cinemática Inversa</w:t>
+      </w:r>
+      <w:bookmarkEnd w:id="33"/>
     </w:p>
     <w:p>
       <w:pPr>
@@ -19629,14 +21105,14 @@
           <w:lang w:val="es-ES"/>
         </w:rPr>
       </w:pPr>
-      <w:bookmarkStart w:id="33" w:name="_Toc181458775"/>
-      <w:r>
-        <w:rPr>
-          <w:lang w:val="es-ES"/>
-        </w:rPr>
-        <w:t>Función de Cinemática Inversa</w:t>
-      </w:r>
-      <w:bookmarkEnd w:id="33"/>
+      <w:bookmarkStart w:id="34" w:name="_Toc181458776"/>
+      <w:r>
+        <w:rPr>
+          <w:lang w:val="es-ES"/>
+        </w:rPr>
+        <w:t>Funciones de Generación de Trayectorias</w:t>
+      </w:r>
+      <w:bookmarkEnd w:id="34"/>
     </w:p>
     <w:p>
       <w:pPr>
@@ -19645,27 +21121,11 @@
           <w:lang w:val="es-ES"/>
         </w:rPr>
       </w:pPr>
-      <w:bookmarkStart w:id="34" w:name="_Toc181458776"/>
-      <w:r>
-        <w:rPr>
-          <w:lang w:val="es-ES"/>
-        </w:rPr>
-        <w:t>Funciones de Generación de Trayectorias</w:t>
-      </w:r>
-      <w:bookmarkEnd w:id="34"/>
-    </w:p>
-    <w:p>
-      <w:pPr>
-        <w:pStyle w:val="Ttulo2"/>
-        <w:rPr>
-          <w:lang w:val="es-ES"/>
-        </w:rPr>
-      </w:pPr>
     </w:p>
     <w:sectPr>
-      <w:headerReference w:type="default" r:id="rId44"/>
-      <w:footerReference w:type="default" r:id="rId45"/>
-      <w:footerReference w:type="first" r:id="rId46"/>
+      <w:headerReference w:type="default" r:id="rId58"/>
+      <w:footerReference w:type="default" r:id="rId59"/>
+      <w:footerReference w:type="first" r:id="rId60"/>
       <w:pgSz w:w="12240" w:h="15840" w:code="1"/>
       <w:pgMar w:top="1134" w:right="1134" w:bottom="1134" w:left="1418" w:header="709" w:footer="709" w:gutter="0"/>
       <w:cols w:space="708"/>
@@ -19677,7 +21137,7 @@
 </file>
 
 <file path=word/endnotes.xml><?xml version="1.0" encoding="utf-8"?>
-<w:endnotes xmlns:wpc="http://schemas.microsoft.com/office/word/2010/wordprocessingCanvas" xmlns:mc="http://schemas.openxmlformats.org/markup-compatibility/2006" xmlns:o="urn:schemas-microsoft-com:office:office" xmlns:r="http://schemas.openxmlformats.org/officeDocument/2006/relationships" xmlns:m="http://schemas.openxmlformats.org/officeDocument/2006/math" xmlns:v="urn:schemas-microsoft-com:vml" xmlns:wp14="http://schemas.microsoft.com/office/word/2010/wordprocessingDrawing" xmlns:wp="http://schemas.openxmlformats.org/drawingml/2006/wordprocessingDrawing" xmlns:w10="urn:schemas-microsoft-com:office:word" xmlns:w="http://schemas.openxmlformats.org/wordprocessingml/2006/main" xmlns:w14="http://schemas.microsoft.com/office/word/2010/wordml" xmlns:w15="http://schemas.microsoft.com/office/word/2012/wordml" xmlns:wpg="http://schemas.microsoft.com/office/word/2010/wordprocessingGroup" xmlns:wpi="http://schemas.microsoft.com/office/word/2010/wordprocessingInk" xmlns:wne="http://schemas.microsoft.com/office/word/2006/wordml" xmlns:wps="http://schemas.microsoft.com/office/word/2010/wordprocessingShape" mc:Ignorable="w14 w15 wp14">
+<w:endnotes xmlns:wpc="http://schemas.microsoft.com/office/word/2010/wordprocessingCanvas" xmlns:cx="http://schemas.microsoft.com/office/drawing/2014/chartex" xmlns:mc="http://schemas.openxmlformats.org/markup-compatibility/2006" xmlns:o="urn:schemas-microsoft-com:office:office" xmlns:r="http://schemas.openxmlformats.org/officeDocument/2006/relationships" xmlns:m="http://schemas.openxmlformats.org/officeDocument/2006/math" xmlns:v="urn:schemas-microsoft-com:vml" xmlns:wp14="http://schemas.microsoft.com/office/word/2010/wordprocessingDrawing" xmlns:wp="http://schemas.openxmlformats.org/drawingml/2006/wordprocessingDrawing" xmlns:w10="urn:schemas-microsoft-com:office:word" xmlns:w="http://schemas.openxmlformats.org/wordprocessingml/2006/main" xmlns:w14="http://schemas.microsoft.com/office/word/2010/wordml" xmlns:w15="http://schemas.microsoft.com/office/word/2012/wordml" xmlns:w16se="http://schemas.microsoft.com/office/word/2015/wordml/symex" xmlns:wpg="http://schemas.microsoft.com/office/word/2010/wordprocessingGroup" xmlns:wpi="http://schemas.microsoft.com/office/word/2010/wordprocessingInk" xmlns:wne="http://schemas.microsoft.com/office/word/2006/wordml" xmlns:wps="http://schemas.microsoft.com/office/word/2010/wordprocessingShape" mc:Ignorable="w14 w15 w16se wp14">
   <w:endnote w:type="separator" w:id="-1">
     <w:p>
       <w:pPr>
@@ -19702,7 +21162,7 @@
 </file>
 
 <file path=word/footer1.xml><?xml version="1.0" encoding="utf-8"?>
-<w:ftr xmlns:wpc="http://schemas.microsoft.com/office/word/2010/wordprocessingCanvas" xmlns:mc="http://schemas.openxmlformats.org/markup-compatibility/2006" xmlns:o="urn:schemas-microsoft-com:office:office" xmlns:r="http://schemas.openxmlformats.org/officeDocument/2006/relationships" xmlns:m="http://schemas.openxmlformats.org/officeDocument/2006/math" xmlns:v="urn:schemas-microsoft-com:vml" xmlns:wp14="http://schemas.microsoft.com/office/word/2010/wordprocessingDrawing" xmlns:wp="http://schemas.openxmlformats.org/drawingml/2006/wordprocessingDrawing" xmlns:w10="urn:schemas-microsoft-com:office:word" xmlns:w="http://schemas.openxmlformats.org/wordprocessingml/2006/main" xmlns:w14="http://schemas.microsoft.com/office/word/2010/wordml" xmlns:w15="http://schemas.microsoft.com/office/word/2012/wordml" xmlns:wpg="http://schemas.microsoft.com/office/word/2010/wordprocessingGroup" xmlns:wpi="http://schemas.microsoft.com/office/word/2010/wordprocessingInk" xmlns:wne="http://schemas.microsoft.com/office/word/2006/wordml" xmlns:wps="http://schemas.microsoft.com/office/word/2010/wordprocessingShape" mc:Ignorable="w14 w15 wp14">
+<w:ftr xmlns:wpc="http://schemas.microsoft.com/office/word/2010/wordprocessingCanvas" xmlns:cx="http://schemas.microsoft.com/office/drawing/2014/chartex" xmlns:mc="http://schemas.openxmlformats.org/markup-compatibility/2006" xmlns:o="urn:schemas-microsoft-com:office:office" xmlns:r="http://schemas.openxmlformats.org/officeDocument/2006/relationships" xmlns:m="http://schemas.openxmlformats.org/officeDocument/2006/math" xmlns:v="urn:schemas-microsoft-com:vml" xmlns:wp14="http://schemas.microsoft.com/office/word/2010/wordprocessingDrawing" xmlns:wp="http://schemas.openxmlformats.org/drawingml/2006/wordprocessingDrawing" xmlns:w10="urn:schemas-microsoft-com:office:word" xmlns:w="http://schemas.openxmlformats.org/wordprocessingml/2006/main" xmlns:w14="http://schemas.microsoft.com/office/word/2010/wordml" xmlns:w15="http://schemas.microsoft.com/office/word/2012/wordml" xmlns:w16se="http://schemas.microsoft.com/office/word/2015/wordml/symex" xmlns:wpg="http://schemas.microsoft.com/office/word/2010/wordprocessingGroup" xmlns:wpi="http://schemas.microsoft.com/office/word/2010/wordprocessingInk" xmlns:wne="http://schemas.microsoft.com/office/word/2006/wordml" xmlns:wps="http://schemas.microsoft.com/office/word/2010/wordprocessingShape" mc:Ignorable="w14 w15 w16se wp14">
   <w:p>
     <w:pPr>
       <w:pStyle w:val="Encabezado"/>
@@ -19716,7 +21176,6 @@
         <w:b/>
         <w:i/>
         <w:noProof/>
-        <w:lang w:val="es-AR" w:eastAsia="es-AR"/>
       </w:rPr>
       <mc:AlternateContent>
         <mc:Choice Requires="wps">
@@ -19879,7 +21338,7 @@
         <w:szCs w:val="20"/>
         <w:lang w:val="es-ES"/>
       </w:rPr>
-      <w:t>11</w:t>
+      <w:t>25</w:t>
     </w:r>
     <w:r>
       <w:rPr>
@@ -19897,7 +21356,7 @@
 </file>
 
 <file path=word/footer2.xml><?xml version="1.0" encoding="utf-8"?>
-<w:ftr xmlns:wpc="http://schemas.microsoft.com/office/word/2010/wordprocessingCanvas" xmlns:mc="http://schemas.openxmlformats.org/markup-compatibility/2006" xmlns:o="urn:schemas-microsoft-com:office:office" xmlns:r="http://schemas.openxmlformats.org/officeDocument/2006/relationships" xmlns:m="http://schemas.openxmlformats.org/officeDocument/2006/math" xmlns:v="urn:schemas-microsoft-com:vml" xmlns:wp14="http://schemas.microsoft.com/office/word/2010/wordprocessingDrawing" xmlns:wp="http://schemas.openxmlformats.org/drawingml/2006/wordprocessingDrawing" xmlns:w10="urn:schemas-microsoft-com:office:word" xmlns:w="http://schemas.openxmlformats.org/wordprocessingml/2006/main" xmlns:w14="http://schemas.microsoft.com/office/word/2010/wordml" xmlns:w15="http://schemas.microsoft.com/office/word/2012/wordml" xmlns:wpg="http://schemas.microsoft.com/office/word/2010/wordprocessingGroup" xmlns:wpi="http://schemas.microsoft.com/office/word/2010/wordprocessingInk" xmlns:wne="http://schemas.microsoft.com/office/word/2006/wordml" xmlns:wps="http://schemas.microsoft.com/office/word/2010/wordprocessingShape" mc:Ignorable="w14 w15 wp14">
+<w:ftr xmlns:wpc="http://schemas.microsoft.com/office/word/2010/wordprocessingCanvas" xmlns:cx="http://schemas.microsoft.com/office/drawing/2014/chartex" xmlns:mc="http://schemas.openxmlformats.org/markup-compatibility/2006" xmlns:o="urn:schemas-microsoft-com:office:office" xmlns:r="http://schemas.openxmlformats.org/officeDocument/2006/relationships" xmlns:m="http://schemas.openxmlformats.org/officeDocument/2006/math" xmlns:v="urn:schemas-microsoft-com:vml" xmlns:wp14="http://schemas.microsoft.com/office/word/2010/wordprocessingDrawing" xmlns:wp="http://schemas.openxmlformats.org/drawingml/2006/wordprocessingDrawing" xmlns:w10="urn:schemas-microsoft-com:office:word" xmlns:w="http://schemas.openxmlformats.org/wordprocessingml/2006/main" xmlns:w14="http://schemas.microsoft.com/office/word/2010/wordml" xmlns:w15="http://schemas.microsoft.com/office/word/2012/wordml" xmlns:w16se="http://schemas.microsoft.com/office/word/2015/wordml/symex" xmlns:wpg="http://schemas.microsoft.com/office/word/2010/wordprocessingGroup" xmlns:wpi="http://schemas.microsoft.com/office/word/2010/wordprocessingInk" xmlns:wne="http://schemas.microsoft.com/office/word/2006/wordml" xmlns:wps="http://schemas.microsoft.com/office/word/2010/wordprocessingShape" mc:Ignorable="w14 w15 w16se wp14">
   <w:p>
     <w:pPr>
       <w:pStyle w:val="Piedepgina"/>
@@ -19907,7 +21366,6 @@
       <w:rPr>
         <w:noProof/>
         <w:color w:val="5B9BD5" w:themeColor="accent1"/>
-        <w:lang w:val="es-AR" w:eastAsia="es-AR"/>
       </w:rPr>
       <mc:AlternateContent>
         <mc:Choice Requires="wps">
@@ -20051,7 +21509,7 @@
 </file>
 
 <file path=word/footnotes.xml><?xml version="1.0" encoding="utf-8"?>
-<w:footnotes xmlns:wpc="http://schemas.microsoft.com/office/word/2010/wordprocessingCanvas" xmlns:mc="http://schemas.openxmlformats.org/markup-compatibility/2006" xmlns:o="urn:schemas-microsoft-com:office:office" xmlns:r="http://schemas.openxmlformats.org/officeDocument/2006/relationships" xmlns:m="http://schemas.openxmlformats.org/officeDocument/2006/math" xmlns:v="urn:schemas-microsoft-com:vml" xmlns:wp14="http://schemas.microsoft.com/office/word/2010/wordprocessingDrawing" xmlns:wp="http://schemas.openxmlformats.org/drawingml/2006/wordprocessingDrawing" xmlns:w10="urn:schemas-microsoft-com:office:word" xmlns:w="http://schemas.openxmlformats.org/wordprocessingml/2006/main" xmlns:w14="http://schemas.microsoft.com/office/word/2010/wordml" xmlns:w15="http://schemas.microsoft.com/office/word/2012/wordml" xmlns:wpg="http://schemas.microsoft.com/office/word/2010/wordprocessingGroup" xmlns:wpi="http://schemas.microsoft.com/office/word/2010/wordprocessingInk" xmlns:wne="http://schemas.microsoft.com/office/word/2006/wordml" xmlns:wps="http://schemas.microsoft.com/office/word/2010/wordprocessingShape" mc:Ignorable="w14 w15 wp14">
+<w:footnotes xmlns:wpc="http://schemas.microsoft.com/office/word/2010/wordprocessingCanvas" xmlns:cx="http://schemas.microsoft.com/office/drawing/2014/chartex" xmlns:mc="http://schemas.openxmlformats.org/markup-compatibility/2006" xmlns:o="urn:schemas-microsoft-com:office:office" xmlns:r="http://schemas.openxmlformats.org/officeDocument/2006/relationships" xmlns:m="http://schemas.openxmlformats.org/officeDocument/2006/math" xmlns:v="urn:schemas-microsoft-com:vml" xmlns:wp14="http://schemas.microsoft.com/office/word/2010/wordprocessingDrawing" xmlns:wp="http://schemas.openxmlformats.org/drawingml/2006/wordprocessingDrawing" xmlns:w10="urn:schemas-microsoft-com:office:word" xmlns:w="http://schemas.openxmlformats.org/wordprocessingml/2006/main" xmlns:w14="http://schemas.microsoft.com/office/word/2010/wordml" xmlns:w15="http://schemas.microsoft.com/office/word/2012/wordml" xmlns:w16se="http://schemas.microsoft.com/office/word/2015/wordml/symex" xmlns:wpg="http://schemas.microsoft.com/office/word/2010/wordprocessingGroup" xmlns:wpi="http://schemas.microsoft.com/office/word/2010/wordprocessingInk" xmlns:wne="http://schemas.microsoft.com/office/word/2006/wordml" xmlns:wps="http://schemas.microsoft.com/office/word/2010/wordprocessingShape" mc:Ignorable="w14 w15 w16se wp14">
   <w:footnote w:type="separator" w:id="-1">
     <w:p>
       <w:pPr>
@@ -20076,7 +21534,7 @@
 </file>
 
 <file path=word/header1.xml><?xml version="1.0" encoding="utf-8"?>
-<w:hdr xmlns:wpc="http://schemas.microsoft.com/office/word/2010/wordprocessingCanvas" xmlns:mc="http://schemas.openxmlformats.org/markup-compatibility/2006" xmlns:o="urn:schemas-microsoft-com:office:office" xmlns:r="http://schemas.openxmlformats.org/officeDocument/2006/relationships" xmlns:m="http://schemas.openxmlformats.org/officeDocument/2006/math" xmlns:v="urn:schemas-microsoft-com:vml" xmlns:wp14="http://schemas.microsoft.com/office/word/2010/wordprocessingDrawing" xmlns:wp="http://schemas.openxmlformats.org/drawingml/2006/wordprocessingDrawing" xmlns:w10="urn:schemas-microsoft-com:office:word" xmlns:w="http://schemas.openxmlformats.org/wordprocessingml/2006/main" xmlns:w14="http://schemas.microsoft.com/office/word/2010/wordml" xmlns:w15="http://schemas.microsoft.com/office/word/2012/wordml" xmlns:wpg="http://schemas.microsoft.com/office/word/2010/wordprocessingGroup" xmlns:wpi="http://schemas.microsoft.com/office/word/2010/wordprocessingInk" xmlns:wne="http://schemas.microsoft.com/office/word/2006/wordml" xmlns:wps="http://schemas.microsoft.com/office/word/2010/wordprocessingShape" mc:Ignorable="w14 w15 wp14">
+<w:hdr xmlns:wpc="http://schemas.microsoft.com/office/word/2010/wordprocessingCanvas" xmlns:cx="http://schemas.microsoft.com/office/drawing/2014/chartex" xmlns:mc="http://schemas.openxmlformats.org/markup-compatibility/2006" xmlns:o="urn:schemas-microsoft-com:office:office" xmlns:r="http://schemas.openxmlformats.org/officeDocument/2006/relationships" xmlns:m="http://schemas.openxmlformats.org/officeDocument/2006/math" xmlns:v="urn:schemas-microsoft-com:vml" xmlns:wp14="http://schemas.microsoft.com/office/word/2010/wordprocessingDrawing" xmlns:wp="http://schemas.openxmlformats.org/drawingml/2006/wordprocessingDrawing" xmlns:w10="urn:schemas-microsoft-com:office:word" xmlns:w="http://schemas.openxmlformats.org/wordprocessingml/2006/main" xmlns:w14="http://schemas.microsoft.com/office/word/2010/wordml" xmlns:w15="http://schemas.microsoft.com/office/word/2012/wordml" xmlns:w16se="http://schemas.microsoft.com/office/word/2015/wordml/symex" xmlns:wpg="http://schemas.microsoft.com/office/word/2010/wordprocessingGroup" xmlns:wpi="http://schemas.microsoft.com/office/word/2010/wordprocessingInk" xmlns:wne="http://schemas.microsoft.com/office/word/2006/wordml" xmlns:wps="http://schemas.microsoft.com/office/word/2010/wordprocessingShape" mc:Ignorable="w14 w15 w16se wp14">
   <w:p>
     <w:pPr>
       <w:pStyle w:val="Encabezado"/>
@@ -20088,7 +21546,6 @@
     <w:r>
       <w:rPr>
         <w:noProof/>
-        <w:lang w:val="es-AR" w:eastAsia="es-AR"/>
       </w:rPr>
       <w:drawing>
         <wp:anchor distT="0" distB="0" distL="114300" distR="114300" simplePos="0" relativeHeight="251658240" behindDoc="0" locked="0" layoutInCell="1" allowOverlap="1" wp14:anchorId="7845613B" wp14:editId="18B01889">
@@ -20198,7 +21655,6 @@
         <w:b/>
         <w:noProof/>
         <w:u w:val="single"/>
-        <w:lang w:val="es-AR" w:eastAsia="es-AR"/>
       </w:rPr>
       <mc:AlternateContent>
         <mc:Choice Requires="wps">
@@ -20267,7 +21723,7 @@
 </file>
 
 <file path=word/numbering.xml><?xml version="1.0" encoding="utf-8"?>
-<w:numbering xmlns:wpc="http://schemas.microsoft.com/office/word/2010/wordprocessingCanvas" xmlns:mc="http://schemas.openxmlformats.org/markup-compatibility/2006" xmlns:o="urn:schemas-microsoft-com:office:office" xmlns:r="http://schemas.openxmlformats.org/officeDocument/2006/relationships" xmlns:m="http://schemas.openxmlformats.org/officeDocument/2006/math" xmlns:v="urn:schemas-microsoft-com:vml" xmlns:wp14="http://schemas.microsoft.com/office/word/2010/wordprocessingDrawing" xmlns:wp="http://schemas.openxmlformats.org/drawingml/2006/wordprocessingDrawing" xmlns:w10="urn:schemas-microsoft-com:office:word" xmlns:w="http://schemas.openxmlformats.org/wordprocessingml/2006/main" xmlns:w14="http://schemas.microsoft.com/office/word/2010/wordml" xmlns:w15="http://schemas.microsoft.com/office/word/2012/wordml" xmlns:wpg="http://schemas.microsoft.com/office/word/2010/wordprocessingGroup" xmlns:wpi="http://schemas.microsoft.com/office/word/2010/wordprocessingInk" xmlns:wne="http://schemas.microsoft.com/office/word/2006/wordml" xmlns:wps="http://schemas.microsoft.com/office/word/2010/wordprocessingShape" mc:Ignorable="w14 w15 wp14">
+<w:numbering xmlns:wpc="http://schemas.microsoft.com/office/word/2010/wordprocessingCanvas" xmlns:cx="http://schemas.microsoft.com/office/drawing/2014/chartex" xmlns:mc="http://schemas.openxmlformats.org/markup-compatibility/2006" xmlns:o="urn:schemas-microsoft-com:office:office" xmlns:r="http://schemas.openxmlformats.org/officeDocument/2006/relationships" xmlns:m="http://schemas.openxmlformats.org/officeDocument/2006/math" xmlns:v="urn:schemas-microsoft-com:vml" xmlns:wp14="http://schemas.microsoft.com/office/word/2010/wordprocessingDrawing" xmlns:wp="http://schemas.openxmlformats.org/drawingml/2006/wordprocessingDrawing" xmlns:w10="urn:schemas-microsoft-com:office:word" xmlns:w="http://schemas.openxmlformats.org/wordprocessingml/2006/main" xmlns:w14="http://schemas.microsoft.com/office/word/2010/wordml" xmlns:w15="http://schemas.microsoft.com/office/word/2012/wordml" xmlns:w16se="http://schemas.microsoft.com/office/word/2015/wordml/symex" xmlns:wpg="http://schemas.microsoft.com/office/word/2010/wordprocessingGroup" xmlns:wpi="http://schemas.microsoft.com/office/word/2010/wordprocessingInk" xmlns:wne="http://schemas.microsoft.com/office/word/2006/wordml" xmlns:wps="http://schemas.microsoft.com/office/word/2010/wordprocessingShape" mc:Ignorable="w14 w15 w16se wp14">
   <w:abstractNum w:abstractNumId="0" w15:restartNumberingAfterBreak="0">
     <w:nsid w:val="03EA4D80"/>
     <w:multiLevelType w:val="hybridMultilevel"/>
@@ -21035,7 +22491,7 @@
 </file>
 
 <file path=word/styles.xml><?xml version="1.0" encoding="utf-8"?>
-<w:styles xmlns:mc="http://schemas.openxmlformats.org/markup-compatibility/2006" xmlns:r="http://schemas.openxmlformats.org/officeDocument/2006/relationships" xmlns:w="http://schemas.openxmlformats.org/wordprocessingml/2006/main" xmlns:w14="http://schemas.microsoft.com/office/word/2010/wordml" xmlns:w15="http://schemas.microsoft.com/office/word/2012/wordml" mc:Ignorable="w14 w15">
+<w:styles xmlns:mc="http://schemas.openxmlformats.org/markup-compatibility/2006" xmlns:r="http://schemas.openxmlformats.org/officeDocument/2006/relationships" xmlns:w="http://schemas.openxmlformats.org/wordprocessingml/2006/main" xmlns:w14="http://schemas.microsoft.com/office/word/2010/wordml" xmlns:w15="http://schemas.microsoft.com/office/word/2012/wordml" xmlns:w16se="http://schemas.microsoft.com/office/word/2015/wordml/symex" mc:Ignorable="w14 w15 w16se">
   <w:docDefaults>
     <w:rPrDefault>
       <w:rPr>
@@ -21427,7 +22883,7 @@
   <w:style w:type="paragraph" w:default="1" w:styleId="Normal">
     <w:name w:val="Normal"/>
     <w:qFormat/>
-    <w:rsid w:val="002B1AF1"/>
+    <w:rsid w:val="00FF5B8B"/>
     <w:pPr>
       <w:spacing w:before="160" w:line="240" w:lineRule="auto"/>
       <w:ind w:firstLine="284"/>
@@ -21651,11 +23107,11 @@
       <w:szCs w:val="32"/>
     </w:rPr>
   </w:style>
-  <w:style w:type="paragraph" w:styleId="Puesto">
+  <w:style w:type="paragraph" w:styleId="Ttulo">
     <w:name w:val="Title"/>
     <w:basedOn w:val="Normal"/>
     <w:next w:val="Normal"/>
-    <w:link w:val="PuestoCar"/>
+    <w:link w:val="TtuloCar"/>
     <w:uiPriority w:val="10"/>
     <w:qFormat/>
     <w:rsid w:val="00900E1C"/>
@@ -21671,10 +23127,10 @@
       <w:szCs w:val="56"/>
     </w:rPr>
   </w:style>
-  <w:style w:type="character" w:customStyle="1" w:styleId="PuestoCar">
-    <w:name w:val="Puesto Car"/>
+  <w:style w:type="character" w:customStyle="1" w:styleId="TtuloCar">
+    <w:name w:val="Título Car"/>
     <w:basedOn w:val="Fuentedeprrafopredeter"/>
-    <w:link w:val="Puesto"/>
+    <w:link w:val="Ttulo"/>
     <w:uiPriority w:val="10"/>
     <w:rsid w:val="00900E1C"/>
     <w:rPr>
@@ -21685,7 +23141,7 @@
       <w:szCs w:val="56"/>
     </w:rPr>
   </w:style>
-  <w:style w:type="paragraph" w:styleId="TtulodeTDC">
+  <w:style w:type="paragraph" w:styleId="TtuloTDC">
     <w:name w:val="TOC Heading"/>
     <w:basedOn w:val="Ttulo1"/>
     <w:next w:val="Normal"/>
@@ -21792,555 +23248,67 @@
       <w:ind w:left="480"/>
     </w:pPr>
   </w:style>
-</w:styles>
-</file>
-
-<file path=word/glossary/document.xml><?xml version="1.0" encoding="utf-8"?>
-<w:glossaryDocument xmlns:wpc="http://schemas.microsoft.com/office/word/2010/wordprocessingCanvas" xmlns:mc="http://schemas.openxmlformats.org/markup-compatibility/2006" xmlns:o="urn:schemas-microsoft-com:office:office" xmlns:r="http://schemas.openxmlformats.org/officeDocument/2006/relationships" xmlns:m="http://schemas.openxmlformats.org/officeDocument/2006/math" xmlns:v="urn:schemas-microsoft-com:vml" xmlns:wp14="http://schemas.microsoft.com/office/word/2010/wordprocessingDrawing" xmlns:wp="http://schemas.openxmlformats.org/drawingml/2006/wordprocessingDrawing" xmlns:w10="urn:schemas-microsoft-com:office:word" xmlns:w="http://schemas.openxmlformats.org/wordprocessingml/2006/main" xmlns:w14="http://schemas.microsoft.com/office/word/2010/wordml" xmlns:w15="http://schemas.microsoft.com/office/word/2012/wordml" xmlns:wpg="http://schemas.microsoft.com/office/word/2010/wordprocessingGroup" xmlns:wpi="http://schemas.microsoft.com/office/word/2010/wordprocessingInk" xmlns:wne="http://schemas.microsoft.com/office/word/2006/wordml" xmlns:wps="http://schemas.microsoft.com/office/word/2010/wordprocessingShape" mc:Ignorable="w14 w15 wp14"/>
-</file>
-
-<file path=word/glossary/fontTable.xml><?xml version="1.0" encoding="utf-8"?>
-<w:fonts xmlns:mc="http://schemas.openxmlformats.org/markup-compatibility/2006" xmlns:r="http://schemas.openxmlformats.org/officeDocument/2006/relationships" xmlns:w="http://schemas.openxmlformats.org/wordprocessingml/2006/main" xmlns:w14="http://schemas.microsoft.com/office/word/2010/wordml" xmlns:w15="http://schemas.microsoft.com/office/word/2012/wordml" mc:Ignorable="w14 w15">
-  <w:font w:name="Cambria Math">
-    <w:panose1 w:val="02040503050406030204"/>
-    <w:charset w:val="00"/>
-    <w:family w:val="roman"/>
-    <w:pitch w:val="variable"/>
-    <w:sig w:usb0="E00002FF" w:usb1="420024FF" w:usb2="00000000" w:usb3="00000000" w:csb0="0000019F" w:csb1="00000000"/>
-  </w:font>
-  <w:font w:name="Calibri">
-    <w:panose1 w:val="020F0502020204030204"/>
-    <w:charset w:val="00"/>
-    <w:family w:val="swiss"/>
-    <w:pitch w:val="variable"/>
-    <w:sig w:usb0="E00002FF" w:usb1="4000ACFF" w:usb2="00000001" w:usb3="00000000" w:csb0="0000019F" w:csb1="00000000"/>
-  </w:font>
-  <w:font w:name="Times New Roman">
-    <w:panose1 w:val="02020603050405020304"/>
-    <w:charset w:val="00"/>
-    <w:family w:val="roman"/>
-    <w:pitch w:val="variable"/>
-    <w:sig w:usb0="E0002EFF" w:usb1="C0007843" w:usb2="00000009" w:usb3="00000000" w:csb0="000001FF" w:csb1="00000000"/>
-  </w:font>
-  <w:font w:name="Courier New">
-    <w:panose1 w:val="02070309020205020404"/>
-    <w:charset w:val="00"/>
-    <w:family w:val="modern"/>
-    <w:pitch w:val="fixed"/>
-    <w:sig w:usb0="E0002AFF" w:usb1="C0007843" w:usb2="00000009" w:usb3="00000000" w:csb0="000001FF" w:csb1="00000000"/>
-  </w:font>
-  <w:font w:name="Wingdings">
-    <w:panose1 w:val="05000000000000000000"/>
-    <w:charset w:val="02"/>
-    <w:family w:val="auto"/>
-    <w:pitch w:val="variable"/>
-    <w:sig w:usb0="00000000" w:usb1="10000000" w:usb2="00000000" w:usb3="00000000" w:csb0="80000000" w:csb1="00000000"/>
-  </w:font>
-  <w:font w:name="Symbol">
-    <w:panose1 w:val="05050102010706020507"/>
-    <w:charset w:val="02"/>
-    <w:family w:val="roman"/>
-    <w:pitch w:val="variable"/>
-    <w:sig w:usb0="00000000" w:usb1="10000000" w:usb2="00000000" w:usb3="00000000" w:csb0="80000000" w:csb1="00000000"/>
-  </w:font>
-  <w:font w:name="Segoe UI">
-    <w:panose1 w:val="020B0502040204020203"/>
-    <w:charset w:val="00"/>
-    <w:family w:val="swiss"/>
-    <w:pitch w:val="variable"/>
-    <w:sig w:usb0="E4002EFF" w:usb1="C000E47F" w:usb2="00000009" w:usb3="00000000" w:csb0="000001FF" w:csb1="00000000"/>
-  </w:font>
-  <w:font w:name="Calibri Light">
-    <w:panose1 w:val="020F0302020204030204"/>
-    <w:charset w:val="00"/>
-    <w:family w:val="swiss"/>
-    <w:pitch w:val="variable"/>
-    <w:sig w:usb0="A00002EF" w:usb1="4000207B" w:usb2="00000000" w:usb3="00000000" w:csb0="0000019F" w:csb1="00000000"/>
-  </w:font>
-</w:fonts>
-</file>
-
-<file path=word/glossary/settings.xml><?xml version="1.0" encoding="utf-8"?>
-<w:settings xmlns:mc="http://schemas.openxmlformats.org/markup-compatibility/2006" xmlns:o="urn:schemas-microsoft-com:office:office" xmlns:r="http://schemas.openxmlformats.org/officeDocument/2006/relationships" xmlns:m="http://schemas.openxmlformats.org/officeDocument/2006/math" xmlns:v="urn:schemas-microsoft-com:vml" xmlns:w10="urn:schemas-microsoft-com:office:word" xmlns:w="http://schemas.openxmlformats.org/wordprocessingml/2006/main" xmlns:w14="http://schemas.microsoft.com/office/word/2010/wordml" xmlns:w15="http://schemas.microsoft.com/office/word/2012/wordml" xmlns:sl="http://schemas.openxmlformats.org/schemaLibrary/2006/main" mc:Ignorable="w14 w15">
-  <w:view w:val="normal"/>
-  <w:defaultTabStop w:val="708"/>
-  <w:hyphenationZone w:val="425"/>
-  <w:characterSpacingControl w:val="doNotCompress"/>
-  <w:compat>
-    <w:useFELayout/>
-    <w:compatSetting w:name="compatibilityMode" w:uri="http://schemas.microsoft.com/office/word" w:val="15"/>
-    <w:compatSetting w:name="overrideTableStyleFontSizeAndJustification" w:uri="http://schemas.microsoft.com/office/word" w:val="1"/>
-    <w:compatSetting w:name="enableOpenTypeFeatures" w:uri="http://schemas.microsoft.com/office/word" w:val="1"/>
-    <w:compatSetting w:name="doNotFlipMirrorIndents" w:uri="http://schemas.microsoft.com/office/word" w:val="1"/>
-    <w:compatSetting w:name="differentiateMultirowTableHeaders" w:uri="http://schemas.microsoft.com/office/word" w:val="1"/>
-  </w:compat>
-  <w:rsids>
-    <w:rsidRoot w:val="00903B28"/>
-    <w:rsid w:val="001F1585"/>
-    <w:rsid w:val="007B31EB"/>
-    <w:rsid w:val="00903B28"/>
-    <w:rsid w:val="00D702A4"/>
-  </w:rsids>
-  <m:mathPr>
-    <m:mathFont m:val="Cambria Math"/>
-    <m:brkBin m:val="before"/>
-    <m:brkBinSub m:val="--"/>
-    <m:smallFrac m:val="0"/>
-    <m:dispDef/>
-    <m:lMargin m:val="0"/>
-    <m:rMargin m:val="0"/>
-    <m:defJc m:val="centerGroup"/>
-    <m:wrapIndent m:val="1440"/>
-    <m:intLim m:val="subSup"/>
-    <m:naryLim m:val="undOvr"/>
-  </m:mathPr>
-  <w:themeFontLang w:val="es-AR"/>
-  <w:clrSchemeMapping w:bg1="light1" w:t1="dark1" w:bg2="light2" w:t2="dark2" w:accent1="accent1" w:accent2="accent2" w:accent3="accent3" w:accent4="accent4" w:accent5="accent5" w:accent6="accent6" w:hyperlink="hyperlink" w:followedHyperlink="followedHyperlink"/>
-  <w:decimalSymbol w:val=","/>
-  <w:listSeparator w:val=","/>
-  <w15:chartTrackingRefBased/>
-</w:settings>
-</file>
-
-<file path=word/glossary/styles.xml><?xml version="1.0" encoding="utf-8"?>
-<w:styles xmlns:mc="http://schemas.openxmlformats.org/markup-compatibility/2006" xmlns:r="http://schemas.openxmlformats.org/officeDocument/2006/relationships" xmlns:w="http://schemas.openxmlformats.org/wordprocessingml/2006/main" xmlns:w14="http://schemas.microsoft.com/office/word/2010/wordml" xmlns:w15="http://schemas.microsoft.com/office/word/2012/wordml" mc:Ignorable="w14 w15">
-  <w:docDefaults>
-    <w:rPrDefault>
-      <w:rPr>
-        <w:rFonts w:asciiTheme="minorHAnsi" w:eastAsiaTheme="minorEastAsia" w:hAnsiTheme="minorHAnsi" w:cstheme="minorBidi"/>
-        <w:sz w:val="22"/>
-        <w:szCs w:val="22"/>
-        <w:lang w:val="es-AR" w:eastAsia="es-AR" w:bidi="ar-SA"/>
-      </w:rPr>
-    </w:rPrDefault>
-    <w:pPrDefault>
-      <w:pPr>
-        <w:spacing w:after="160" w:line="259" w:lineRule="auto"/>
-      </w:pPr>
-    </w:pPrDefault>
-  </w:docDefaults>
-  <w:latentStyles w:defLockedState="0" w:defUIPriority="99" w:defSemiHidden="0" w:defUnhideWhenUsed="0" w:defQFormat="0" w:count="371">
-    <w:lsdException w:name="Normal" w:uiPriority="0" w:qFormat="1"/>
-    <w:lsdException w:name="heading 1" w:uiPriority="9" w:qFormat="1"/>
-    <w:lsdException w:name="heading 2" w:semiHidden="1" w:uiPriority="9" w:unhideWhenUsed="1" w:qFormat="1"/>
-    <w:lsdException w:name="heading 3" w:semiHidden="1" w:uiPriority="9" w:unhideWhenUsed="1" w:qFormat="1"/>
-    <w:lsdException w:name="heading 4" w:semiHidden="1" w:uiPriority="9" w:unhideWhenUsed="1" w:qFormat="1"/>
-    <w:lsdException w:name="heading 5" w:semiHidden="1" w:uiPriority="9" w:unhideWhenUsed="1" w:qFormat="1"/>
-    <w:lsdException w:name="heading 6" w:semiHidden="1" w:uiPriority="9" w:unhideWhenUsed="1" w:qFormat="1"/>
-    <w:lsdException w:name="heading 7" w:semiHidden="1" w:uiPriority="9" w:unhideWhenUsed="1" w:qFormat="1"/>
-    <w:lsdException w:name="heading 8" w:semiHidden="1" w:uiPriority="9" w:unhideWhenUsed="1" w:qFormat="1"/>
-    <w:lsdException w:name="heading 9" w:semiHidden="1" w:uiPriority="9" w:unhideWhenUsed="1" w:qFormat="1"/>
-    <w:lsdException w:name="index 1" w:semiHidden="1" w:unhideWhenUsed="1"/>
-    <w:lsdException w:name="index 2" w:semiHidden="1" w:unhideWhenUsed="1"/>
-    <w:lsdException w:name="index 3" w:semiHidden="1" w:unhideWhenUsed="1"/>
-    <w:lsdException w:name="index 4" w:semiHidden="1" w:unhideWhenUsed="1"/>
-    <w:lsdException w:name="index 5" w:semiHidden="1" w:unhideWhenUsed="1"/>
-    <w:lsdException w:name="index 6" w:semiHidden="1" w:unhideWhenUsed="1"/>
-    <w:lsdException w:name="index 7" w:semiHidden="1" w:unhideWhenUsed="1"/>
-    <w:lsdException w:name="index 8" w:semiHidden="1" w:unhideWhenUsed="1"/>
-    <w:lsdException w:name="index 9" w:semiHidden="1" w:unhideWhenUsed="1"/>
-    <w:lsdException w:name="toc 1" w:semiHidden="1" w:uiPriority="39" w:unhideWhenUsed="1"/>
-    <w:lsdException w:name="toc 2" w:semiHidden="1" w:uiPriority="39" w:unhideWhenUsed="1"/>
-    <w:lsdException w:name="toc 3" w:semiHidden="1" w:uiPriority="39" w:unhideWhenUsed="1"/>
-    <w:lsdException w:name="toc 4" w:semiHidden="1" w:uiPriority="39" w:unhideWhenUsed="1"/>
-    <w:lsdException w:name="toc 5" w:semiHidden="1" w:uiPriority="39" w:unhideWhenUsed="1"/>
-    <w:lsdException w:name="toc 6" w:semiHidden="1" w:uiPriority="39" w:unhideWhenUsed="1"/>
-    <w:lsdException w:name="toc 7" w:semiHidden="1" w:uiPriority="39" w:unhideWhenUsed="1"/>
-    <w:lsdException w:name="toc 8" w:semiHidden="1" w:uiPriority="39" w:unhideWhenUsed="1"/>
-    <w:lsdException w:name="toc 9" w:semiHidden="1" w:uiPriority="39" w:unhideWhenUsed="1"/>
-    <w:lsdException w:name="Normal Indent" w:semiHidden="1" w:unhideWhenUsed="1"/>
-    <w:lsdException w:name="footnote text" w:semiHidden="1" w:unhideWhenUsed="1"/>
-    <w:lsdException w:name="annotation text" w:semiHidden="1" w:unhideWhenUsed="1"/>
-    <w:lsdException w:name="header" w:semiHidden="1" w:unhideWhenUsed="1"/>
-    <w:lsdException w:name="footer" w:semiHidden="1" w:unhideWhenUsed="1"/>
-    <w:lsdException w:name="index heading" w:semiHidden="1" w:unhideWhenUsed="1"/>
-    <w:lsdException w:name="caption" w:semiHidden="1" w:uiPriority="35" w:unhideWhenUsed="1" w:qFormat="1"/>
-    <w:lsdException w:name="table of figures" w:semiHidden="1" w:unhideWhenUsed="1"/>
-    <w:lsdException w:name="envelope address" w:semiHidden="1" w:unhideWhenUsed="1"/>
-    <w:lsdException w:name="envelope return" w:semiHidden="1" w:unhideWhenUsed="1"/>
-    <w:lsdException w:name="footnote reference" w:semiHidden="1" w:unhideWhenUsed="1"/>
-    <w:lsdException w:name="annotation reference" w:semiHidden="1" w:unhideWhenUsed="1"/>
-    <w:lsdException w:name="line number" w:semiHidden="1" w:unhideWhenUsed="1"/>
-    <w:lsdException w:name="page number" w:semiHidden="1" w:unhideWhenUsed="1"/>
-    <w:lsdException w:name="endnote reference" w:semiHidden="1" w:unhideWhenUsed="1"/>
-    <w:lsdException w:name="endnote text" w:semiHidden="1" w:unhideWhenUsed="1"/>
-    <w:lsdException w:name="table of authorities" w:semiHidden="1" w:unhideWhenUsed="1"/>
-    <w:lsdException w:name="macro" w:semiHidden="1" w:unhideWhenUsed="1"/>
-    <w:lsdException w:name="toa heading" w:semiHidden="1" w:unhideWhenUsed="1"/>
-    <w:lsdException w:name="List" w:semiHidden="1" w:unhideWhenUsed="1"/>
-    <w:lsdException w:name="List Bullet" w:semiHidden="1" w:unhideWhenUsed="1"/>
-    <w:lsdException w:name="List Number" w:semiHidden="1" w:unhideWhenUsed="1"/>
-    <w:lsdException w:name="List 2" w:semiHidden="1" w:unhideWhenUsed="1"/>
-    <w:lsdException w:name="List 3" w:semiHidden="1" w:unhideWhenUsed="1"/>
-    <w:lsdException w:name="List 4" w:semiHidden="1" w:unhideWhenUsed="1"/>
-    <w:lsdException w:name="List 5" w:semiHidden="1" w:unhideWhenUsed="1"/>
-    <w:lsdException w:name="List Bullet 2" w:semiHidden="1" w:unhideWhenUsed="1"/>
-    <w:lsdException w:name="List Bullet 3" w:semiHidden="1" w:unhideWhenUsed="1"/>
-    <w:lsdException w:name="List Bullet 4" w:semiHidden="1" w:unhideWhenUsed="1"/>
-    <w:lsdException w:name="List Bullet 5" w:semiHidden="1" w:unhideWhenUsed="1"/>
-    <w:lsdException w:name="List Number 2" w:semiHidden="1" w:unhideWhenUsed="1"/>
-    <w:lsdException w:name="List Number 3" w:semiHidden="1" w:unhideWhenUsed="1"/>
-    <w:lsdException w:name="List Number 4" w:semiHidden="1" w:unhideWhenUsed="1"/>
-    <w:lsdException w:name="List Number 5" w:semiHidden="1" w:unhideWhenUsed="1"/>
-    <w:lsdException w:name="Title" w:uiPriority="10" w:qFormat="1"/>
-    <w:lsdException w:name="Closing" w:semiHidden="1" w:unhideWhenUsed="1"/>
-    <w:lsdException w:name="Signature" w:semiHidden="1" w:unhideWhenUsed="1"/>
-    <w:lsdException w:name="Default Paragraph Font" w:semiHidden="1" w:uiPriority="1" w:unhideWhenUsed="1"/>
-    <w:lsdException w:name="Body Text" w:semiHidden="1" w:unhideWhenUsed="1"/>
-    <w:lsdException w:name="Body Text Indent" w:semiHidden="1" w:unhideWhenUsed="1"/>
-    <w:lsdException w:name="List Continue" w:semiHidden="1" w:unhideWhenUsed="1"/>
-    <w:lsdException w:name="List Continue 2" w:semiHidden="1" w:unhideWhenUsed="1"/>
-    <w:lsdException w:name="List Continue 3" w:semiHidden="1" w:unhideWhenUsed="1"/>
-    <w:lsdException w:name="List Continue 4" w:semiHidden="1" w:unhideWhenUsed="1"/>
-    <w:lsdException w:name="List Continue 5" w:semiHidden="1" w:unhideWhenUsed="1"/>
-    <w:lsdException w:name="Message Header" w:semiHidden="1" w:unhideWhenUsed="1"/>
-    <w:lsdException w:name="Subtitle" w:uiPriority="11" w:qFormat="1"/>
-    <w:lsdException w:name="Salutation" w:semiHidden="1" w:unhideWhenUsed="1"/>
-    <w:lsdException w:name="Date" w:semiHidden="1" w:unhideWhenUsed="1"/>
-    <w:lsdException w:name="Body Text First Indent" w:semiHidden="1" w:unhideWhenUsed="1"/>
-    <w:lsdException w:name="Body Text First Indent 2" w:semiHidden="1" w:unhideWhenUsed="1"/>
-    <w:lsdException w:name="Note Heading" w:semiHidden="1" w:unhideWhenUsed="1"/>
-    <w:lsdException w:name="Body Text 2" w:semiHidden="1" w:unhideWhenUsed="1"/>
-    <w:lsdException w:name="Body Text 3" w:semiHidden="1" w:unhideWhenUsed="1"/>
-    <w:lsdException w:name="Body Text Indent 2" w:semiHidden="1" w:unhideWhenUsed="1"/>
-    <w:lsdException w:name="Body Text Indent 3" w:semiHidden="1" w:unhideWhenUsed="1"/>
-    <w:lsdException w:name="Block Text" w:semiHidden="1" w:unhideWhenUsed="1"/>
-    <w:lsdException w:name="Hyperlink" w:semiHidden="1" w:unhideWhenUsed="1"/>
-    <w:lsdException w:name="FollowedHyperlink" w:semiHidden="1" w:unhideWhenUsed="1"/>
-    <w:lsdException w:name="Strong" w:uiPriority="22" w:qFormat="1"/>
-    <w:lsdException w:name="Emphasis" w:uiPriority="20" w:qFormat="1"/>
-    <w:lsdException w:name="Document Map" w:semiHidden="1" w:unhideWhenUsed="1"/>
-    <w:lsdException w:name="Plain Text" w:semiHidden="1" w:unhideWhenUsed="1"/>
-    <w:lsdException w:name="E-mail Signature" w:semiHidden="1" w:unhideWhenUsed="1"/>
-    <w:lsdException w:name="HTML Top of Form" w:semiHidden="1" w:unhideWhenUsed="1"/>
-    <w:lsdException w:name="HTML Bottom of Form" w:semiHidden="1" w:unhideWhenUsed="1"/>
-    <w:lsdException w:name="Normal (Web)" w:semiHidden="1" w:unhideWhenUsed="1"/>
-    <w:lsdException w:name="HTML Acronym" w:semiHidden="1" w:unhideWhenUsed="1"/>
-    <w:lsdException w:name="HTML Address" w:semiHidden="1" w:unhideWhenUsed="1"/>
-    <w:lsdException w:name="HTML Cite" w:semiHidden="1" w:unhideWhenUsed="1"/>
-    <w:lsdException w:name="HTML Code" w:semiHidden="1" w:unhideWhenUsed="1"/>
-    <w:lsdException w:name="HTML Definition" w:semiHidden="1" w:unhideWhenUsed="1"/>
-    <w:lsdException w:name="HTML Keyboard" w:semiHidden="1" w:unhideWhenUsed="1"/>
-    <w:lsdException w:name="HTML Preformatted" w:semiHidden="1" w:unhideWhenUsed="1"/>
-    <w:lsdException w:name="HTML Sample" w:semiHidden="1" w:unhideWhenUsed="1"/>
-    <w:lsdException w:name="HTML Typewriter" w:semiHidden="1" w:unhideWhenUsed="1"/>
-    <w:lsdException w:name="HTML Variable" w:semiHidden="1" w:unhideWhenUsed="1"/>
-    <w:lsdException w:name="Normal Table" w:semiHidden="1" w:unhideWhenUsed="1"/>
-    <w:lsdException w:name="annotation subject" w:semiHidden="1" w:unhideWhenUsed="1"/>
-    <w:lsdException w:name="No List" w:semiHidden="1" w:unhideWhenUsed="1"/>
-    <w:lsdException w:name="Outline List 1" w:semiHidden="1" w:unhideWhenUsed="1"/>
-    <w:lsdException w:name="Outline List 2" w:semiHidden="1" w:unhideWhenUsed="1"/>
-    <w:lsdException w:name="Outline List 3" w:semiHidden="1" w:unhideWhenUsed="1"/>
-    <w:lsdException w:name="Table Simple 1" w:semiHidden="1" w:unhideWhenUsed="1"/>
-    <w:lsdException w:name="Table Simple 2" w:semiHidden="1" w:unhideWhenUsed="1"/>
-    <w:lsdException w:name="Table Simple 3" w:semiHidden="1" w:unhideWhenUsed="1"/>
-    <w:lsdException w:name="Table Classic 1" w:semiHidden="1" w:unhideWhenUsed="1"/>
-    <w:lsdException w:name="Table Classic 2" w:semiHidden="1" w:unhideWhenUsed="1"/>
-    <w:lsdException w:name="Table Classic 3" w:semiHidden="1" w:unhideWhenUsed="1"/>
-    <w:lsdException w:name="Table Classic 4" w:semiHidden="1" w:unhideWhenUsed="1"/>
-    <w:lsdException w:name="Table Colorful 1" w:semiHidden="1" w:unhideWhenUsed="1"/>
-    <w:lsdException w:name="Table Colorful 2" w:semiHidden="1" w:unhideWhenUsed="1"/>
-    <w:lsdException w:name="Table Colorful 3" w:semiHidden="1" w:unhideWhenUsed="1"/>
-    <w:lsdException w:name="Table Columns 1" w:semiHidden="1" w:unhideWhenUsed="1"/>
-    <w:lsdException w:name="Table Columns 2" w:semiHidden="1" w:unhideWhenUsed="1"/>
-    <w:lsdException w:name="Table Columns 3" w:semiHidden="1" w:unhideWhenUsed="1"/>
-    <w:lsdException w:name="Table Columns 4" w:semiHidden="1" w:unhideWhenUsed="1"/>
-    <w:lsdException w:name="Table Columns 5" w:semiHidden="1" w:unhideWhenUsed="1"/>
-    <w:lsdException w:name="Table Grid 1" w:semiHidden="1" w:unhideWhenUsed="1"/>
-    <w:lsdException w:name="Table Grid 2" w:semiHidden="1" w:unhideWhenUsed="1"/>
-    <w:lsdException w:name="Table Grid 3" w:semiHidden="1" w:unhideWhenUsed="1"/>
-    <w:lsdException w:name="Table Grid 4" w:semiHidden="1" w:unhideWhenUsed="1"/>
-    <w:lsdException w:name="Table Grid 5" w:semiHidden="1" w:unhideWhenUsed="1"/>
-    <w:lsdException w:name="Table Grid 6" w:semiHidden="1" w:unhideWhenUsed="1"/>
-    <w:lsdException w:name="Table Grid 7" w:semiHidden="1" w:unhideWhenUsed="1"/>
-    <w:lsdException w:name="Table Grid 8" w:semiHidden="1" w:unhideWhenUsed="1"/>
-    <w:lsdException w:name="Table List 1" w:semiHidden="1" w:unhideWhenUsed="1"/>
-    <w:lsdException w:name="Table List 2" w:semiHidden="1" w:unhideWhenUsed="1"/>
-    <w:lsdException w:name="Table List 3" w:semiHidden="1" w:unhideWhenUsed="1"/>
-    <w:lsdException w:name="Table List 4" w:semiHidden="1" w:unhideWhenUsed="1"/>
-    <w:lsdException w:name="Table List 5" w:semiHidden="1" w:unhideWhenUsed="1"/>
-    <w:lsdException w:name="Table List 6" w:semiHidden="1" w:unhideWhenUsed="1"/>
-    <w:lsdException w:name="Table List 7" w:semiHidden="1" w:unhideWhenUsed="1"/>
-    <w:lsdException w:name="Table List 8" w:semiHidden="1" w:unhideWhenUsed="1"/>
-    <w:lsdException w:name="Table 3D effects 1" w:semiHidden="1" w:unhideWhenUsed="1"/>
-    <w:lsdException w:name="Table 3D effects 2" w:semiHidden="1" w:unhideWhenUsed="1"/>
-    <w:lsdException w:name="Table 3D effects 3" w:semiHidden="1" w:unhideWhenUsed="1"/>
-    <w:lsdException w:name="Table Contemporary" w:semiHidden="1" w:unhideWhenUsed="1"/>
-    <w:lsdException w:name="Table Elegant" w:semiHidden="1" w:unhideWhenUsed="1"/>
-    <w:lsdException w:name="Table Professional" w:semiHidden="1" w:unhideWhenUsed="1"/>
-    <w:lsdException w:name="Table Subtle 1" w:semiHidden="1" w:unhideWhenUsed="1"/>
-    <w:lsdException w:name="Table Subtle 2" w:semiHidden="1" w:unhideWhenUsed="1"/>
-    <w:lsdException w:name="Table Web 1" w:semiHidden="1" w:unhideWhenUsed="1"/>
-    <w:lsdException w:name="Table Web 2" w:semiHidden="1" w:unhideWhenUsed="1"/>
-    <w:lsdException w:name="Table Web 3" w:semiHidden="1" w:unhideWhenUsed="1"/>
-    <w:lsdException w:name="Balloon Text" w:semiHidden="1" w:unhideWhenUsed="1"/>
-    <w:lsdException w:name="Table Grid" w:uiPriority="39"/>
-    <w:lsdException w:name="Table Theme" w:semiHidden="1" w:unhideWhenUsed="1"/>
-    <w:lsdException w:name="Placeholder Text" w:semiHidden="1"/>
-    <w:lsdException w:name="No Spacing" w:uiPriority="1" w:qFormat="1"/>
-    <w:lsdException w:name="Light Shading" w:uiPriority="60"/>
-    <w:lsdException w:name="Light List" w:uiPriority="61"/>
-    <w:lsdException w:name="Light Grid" w:uiPriority="62"/>
-    <w:lsdException w:name="Medium Shading 1" w:uiPriority="63"/>
-    <w:lsdException w:name="Medium Shading 2" w:uiPriority="64"/>
-    <w:lsdException w:name="Medium List 1" w:uiPriority="65"/>
-    <w:lsdException w:name="Medium List 2" w:uiPriority="66"/>
-    <w:lsdException w:name="Medium Grid 1" w:uiPriority="67"/>
-    <w:lsdException w:name="Medium Grid 2" w:uiPriority="68"/>
-    <w:lsdException w:name="Medium Grid 3" w:uiPriority="69"/>
-    <w:lsdException w:name="Dark List" w:uiPriority="70"/>
-    <w:lsdException w:name="Colorful Shading" w:uiPriority="71"/>
-    <w:lsdException w:name="Colorful List" w:uiPriority="72"/>
-    <w:lsdException w:name="Colorful Grid" w:uiPriority="73"/>
-    <w:lsdException w:name="Light Shading Accent 1" w:uiPriority="60"/>
-    <w:lsdException w:name="Light List Accent 1" w:uiPriority="61"/>
-    <w:lsdException w:name="Light Grid Accent 1" w:uiPriority="62"/>
-    <w:lsdException w:name="Medium Shading 1 Accent 1" w:uiPriority="63"/>
-    <w:lsdException w:name="Medium Shading 2 Accent 1" w:uiPriority="64"/>
-    <w:lsdException w:name="Medium List 1 Accent 1" w:uiPriority="65"/>
-    <w:lsdException w:name="Revision" w:semiHidden="1"/>
-    <w:lsdException w:name="List Paragraph" w:uiPriority="34" w:qFormat="1"/>
-    <w:lsdException w:name="Quote" w:uiPriority="29" w:qFormat="1"/>
-    <w:lsdException w:name="Intense Quote" w:uiPriority="30" w:qFormat="1"/>
-    <w:lsdException w:name="Medium List 2 Accent 1" w:uiPriority="66"/>
-    <w:lsdException w:name="Medium Grid 1 Accent 1" w:uiPriority="67"/>
-    <w:lsdException w:name="Medium Grid 2 Accent 1" w:uiPriority="68"/>
-    <w:lsdException w:name="Medium Grid 3 Accent 1" w:uiPriority="69"/>
-    <w:lsdException w:name="Dark List Accent 1" w:uiPriority="70"/>
-    <w:lsdException w:name="Colorful Shading Accent 1" w:uiPriority="71"/>
-    <w:lsdException w:name="Colorful List Accent 1" w:uiPriority="72"/>
-    <w:lsdException w:name="Colorful Grid Accent 1" w:uiPriority="73"/>
-    <w:lsdException w:name="Light Shading Accent 2" w:uiPriority="60"/>
-    <w:lsdException w:name="Light List Accent 2" w:uiPriority="61"/>
-    <w:lsdException w:name="Light Grid Accent 2" w:uiPriority="62"/>
-    <w:lsdException w:name="Medium Shading 1 Accent 2" w:uiPriority="63"/>
-    <w:lsdException w:name="Medium Shading 2 Accent 2" w:uiPriority="64"/>
-    <w:lsdException w:name="Medium List 1 Accent 2" w:uiPriority="65"/>
-    <w:lsdException w:name="Medium List 2 Accent 2" w:uiPriority="66"/>
-    <w:lsdException w:name="Medium Grid 1 Accent 2" w:uiPriority="67"/>
-    <w:lsdException w:name="Medium Grid 2 Accent 2" w:uiPriority="68"/>
-    <w:lsdException w:name="Medium Grid 3 Accent 2" w:uiPriority="69"/>
-    <w:lsdException w:name="Dark List Accent 2" w:uiPriority="70"/>
-    <w:lsdException w:name="Colorful Shading Accent 2" w:uiPriority="71"/>
-    <w:lsdException w:name="Colorful List Accent 2" w:uiPriority="72"/>
-    <w:lsdException w:name="Colorful Grid Accent 2" w:uiPriority="73"/>
-    <w:lsdException w:name="Light Shading Accent 3" w:uiPriority="60"/>
-    <w:lsdException w:name="Light List Accent 3" w:uiPriority="61"/>
-    <w:lsdException w:name="Light Grid Accent 3" w:uiPriority="62"/>
-    <w:lsdException w:name="Medium Shading 1 Accent 3" w:uiPriority="63"/>
-    <w:lsdException w:name="Medium Shading 2 Accent 3" w:uiPriority="64"/>
-    <w:lsdException w:name="Medium List 1 Accent 3" w:uiPriority="65"/>
-    <w:lsdException w:name="Medium List 2 Accent 3" w:uiPriority="66"/>
-    <w:lsdException w:name="Medium Grid 1 Accent 3" w:uiPriority="67"/>
-    <w:lsdException w:name="Medium Grid 2 Accent 3" w:uiPriority="68"/>
-    <w:lsdException w:name="Medium Grid 3 Accent 3" w:uiPriority="69"/>
-    <w:lsdException w:name="Dark List Accent 3" w:uiPriority="70"/>
-    <w:lsdException w:name="Colorful Shading Accent 3" w:uiPriority="71"/>
-    <w:lsdException w:name="Colorful List Accent 3" w:uiPriority="72"/>
-    <w:lsdException w:name="Colorful Grid Accent 3" w:uiPriority="73"/>
-    <w:lsdException w:name="Light Shading Accent 4" w:uiPriority="60"/>
-    <w:lsdException w:name="Light List Accent 4" w:uiPriority="61"/>
-    <w:lsdException w:name="Light Grid Accent 4" w:uiPriority="62"/>
-    <w:lsdException w:name="Medium Shading 1 Accent 4" w:uiPriority="63"/>
-    <w:lsdException w:name="Medium Shading 2 Accent 4" w:uiPriority="64"/>
-    <w:lsdException w:name="Medium List 1 Accent 4" w:uiPriority="65"/>
-    <w:lsdException w:name="Medium List 2 Accent 4" w:uiPriority="66"/>
-    <w:lsdException w:name="Medium Grid 1 Accent 4" w:uiPriority="67"/>
-    <w:lsdException w:name="Medium Grid 2 Accent 4" w:uiPriority="68"/>
-    <w:lsdException w:name="Medium Grid 3 Accent 4" w:uiPriority="69"/>
-    <w:lsdException w:name="Dark List Accent 4" w:uiPriority="70"/>
-    <w:lsdException w:name="Colorful Shading Accent 4" w:uiPriority="71"/>
-    <w:lsdException w:name="Colorful List Accent 4" w:uiPriority="72"/>
-    <w:lsdException w:name="Colorful Grid Accent 4" w:uiPriority="73"/>
-    <w:lsdException w:name="Light Shading Accent 5" w:uiPriority="60"/>
-    <w:lsdException w:name="Light List Accent 5" w:uiPriority="61"/>
-    <w:lsdException w:name="Light Grid Accent 5" w:uiPriority="62"/>
-    <w:lsdException w:name="Medium Shading 1 Accent 5" w:uiPriority="63"/>
-    <w:lsdException w:name="Medium Shading 2 Accent 5" w:uiPriority="64"/>
-    <w:lsdException w:name="Medium List 1 Accent 5" w:uiPriority="65"/>
-    <w:lsdException w:name="Medium List 2 Accent 5" w:uiPriority="66"/>
-    <w:lsdException w:name="Medium Grid 1 Accent 5" w:uiPriority="67"/>
-    <w:lsdException w:name="Medium Grid 2 Accent 5" w:uiPriority="68"/>
-    <w:lsdException w:name="Medium Grid 3 Accent 5" w:uiPriority="69"/>
-    <w:lsdException w:name="Dark List Accent 5" w:uiPriority="70"/>
-    <w:lsdException w:name="Colorful Shading Accent 5" w:uiPriority="71"/>
-    <w:lsdException w:name="Colorful List Accent 5" w:uiPriority="72"/>
-    <w:lsdException w:name="Colorful Grid Accent 5" w:uiPriority="73"/>
-    <w:lsdException w:name="Light Shading Accent 6" w:uiPriority="60"/>
-    <w:lsdException w:name="Light List Accent 6" w:uiPriority="61"/>
-    <w:lsdException w:name="Light Grid Accent 6" w:uiPriority="62"/>
-    <w:lsdException w:name="Medium Shading 1 Accent 6" w:uiPriority="63"/>
-    <w:lsdException w:name="Medium Shading 2 Accent 6" w:uiPriority="64"/>
-    <w:lsdException w:name="Medium List 1 Accent 6" w:uiPriority="65"/>
-    <w:lsdException w:name="Medium List 2 Accent 6" w:uiPriority="66"/>
-    <w:lsdException w:name="Medium Grid 1 Accent 6" w:uiPriority="67"/>
-    <w:lsdException w:name="Medium Grid 2 Accent 6" w:uiPriority="68"/>
-    <w:lsdException w:name="Medium Grid 3 Accent 6" w:uiPriority="69"/>
-    <w:lsdException w:name="Dark List Accent 6" w:uiPriority="70"/>
-    <w:lsdException w:name="Colorful Shading Accent 6" w:uiPriority="71"/>
-    <w:lsdException w:name="Colorful List Accent 6" w:uiPriority="72"/>
-    <w:lsdException w:name="Colorful Grid Accent 6" w:uiPriority="73"/>
-    <w:lsdException w:name="Subtle Emphasis" w:uiPriority="19" w:qFormat="1"/>
-    <w:lsdException w:name="Intense Emphasis" w:uiPriority="21" w:qFormat="1"/>
-    <w:lsdException w:name="Subtle Reference" w:uiPriority="31" w:qFormat="1"/>
-    <w:lsdException w:name="Intense Reference" w:uiPriority="32" w:qFormat="1"/>
-    <w:lsdException w:name="Book Title" w:uiPriority="33" w:qFormat="1"/>
-    <w:lsdException w:name="Bibliography" w:semiHidden="1" w:uiPriority="37" w:unhideWhenUsed="1"/>
-    <w:lsdException w:name="TOC Heading" w:semiHidden="1" w:uiPriority="39" w:unhideWhenUsed="1" w:qFormat="1"/>
-    <w:lsdException w:name="Plain Table 1" w:uiPriority="41"/>
-    <w:lsdException w:name="Plain Table 2" w:uiPriority="42"/>
-    <w:lsdException w:name="Plain Table 3" w:uiPriority="43"/>
-    <w:lsdException w:name="Plain Table 4" w:uiPriority="44"/>
-    <w:lsdException w:name="Plain Table 5" w:uiPriority="45"/>
-    <w:lsdException w:name="Grid Table Light" w:uiPriority="40"/>
-    <w:lsdException w:name="Grid Table 1 Light" w:uiPriority="46"/>
-    <w:lsdException w:name="Grid Table 2" w:uiPriority="47"/>
-    <w:lsdException w:name="Grid Table 3" w:uiPriority="48"/>
-    <w:lsdException w:name="Grid Table 4" w:uiPriority="49"/>
-    <w:lsdException w:name="Grid Table 5 Dark" w:uiPriority="50"/>
-    <w:lsdException w:name="Grid Table 6 Colorful" w:uiPriority="51"/>
-    <w:lsdException w:name="Grid Table 7 Colorful" w:uiPriority="52"/>
-    <w:lsdException w:name="Grid Table 1 Light Accent 1" w:uiPriority="46"/>
-    <w:lsdException w:name="Grid Table 2 Accent 1" w:uiPriority="47"/>
-    <w:lsdException w:name="Grid Table 3 Accent 1" w:uiPriority="48"/>
-    <w:lsdException w:name="Grid Table 4 Accent 1" w:uiPriority="49"/>
-    <w:lsdException w:name="Grid Table 5 Dark Accent 1" w:uiPriority="50"/>
-    <w:lsdException w:name="Grid Table 6 Colorful Accent 1" w:uiPriority="51"/>
-    <w:lsdException w:name="Grid Table 7 Colorful Accent 1" w:uiPriority="52"/>
-    <w:lsdException w:name="Grid Table 1 Light Accent 2" w:uiPriority="46"/>
-    <w:lsdException w:name="Grid Table 2 Accent 2" w:uiPriority="47"/>
-    <w:lsdException w:name="Grid Table 3 Accent 2" w:uiPriority="48"/>
-    <w:lsdException w:name="Grid Table 4 Accent 2" w:uiPriority="49"/>
-    <w:lsdException w:name="Grid Table 5 Dark Accent 2" w:uiPriority="50"/>
-    <w:lsdException w:name="Grid Table 6 Colorful Accent 2" w:uiPriority="51"/>
-    <w:lsdException w:name="Grid Table 7 Colorful Accent 2" w:uiPriority="52"/>
-    <w:lsdException w:name="Grid Table 1 Light Accent 3" w:uiPriority="46"/>
-    <w:lsdException w:name="Grid Table 2 Accent 3" w:uiPriority="47"/>
-    <w:lsdException w:name="Grid Table 3 Accent 3" w:uiPriority="48"/>
-    <w:lsdException w:name="Grid Table 4 Accent 3" w:uiPriority="49"/>
-    <w:lsdException w:name="Grid Table 5 Dark Accent 3" w:uiPriority="50"/>
-    <w:lsdException w:name="Grid Table 6 Colorful Accent 3" w:uiPriority="51"/>
-    <w:lsdException w:name="Grid Table 7 Colorful Accent 3" w:uiPriority="52"/>
-    <w:lsdException w:name="Grid Table 1 Light Accent 4" w:uiPriority="46"/>
-    <w:lsdException w:name="Grid Table 2 Accent 4" w:uiPriority="47"/>
-    <w:lsdException w:name="Grid Table 3 Accent 4" w:uiPriority="48"/>
-    <w:lsdException w:name="Grid Table 4 Accent 4" w:uiPriority="49"/>
-    <w:lsdException w:name="Grid Table 5 Dark Accent 4" w:uiPriority="50"/>
-    <w:lsdException w:name="Grid Table 6 Colorful Accent 4" w:uiPriority="51"/>
-    <w:lsdException w:name="Grid Table 7 Colorful Accent 4" w:uiPriority="52"/>
-    <w:lsdException w:name="Grid Table 1 Light Accent 5" w:uiPriority="46"/>
-    <w:lsdException w:name="Grid Table 2 Accent 5" w:uiPriority="47"/>
-    <w:lsdException w:name="Grid Table 3 Accent 5" w:uiPriority="48"/>
-    <w:lsdException w:name="Grid Table 4 Accent 5" w:uiPriority="49"/>
-    <w:lsdException w:name="Grid Table 5 Dark Accent 5" w:uiPriority="50"/>
-    <w:lsdException w:name="Grid Table 6 Colorful Accent 5" w:uiPriority="51"/>
-    <w:lsdException w:name="Grid Table 7 Colorful Accent 5" w:uiPriority="52"/>
-    <w:lsdException w:name="Grid Table 1 Light Accent 6" w:uiPriority="46"/>
-    <w:lsdException w:name="Grid Table 2 Accent 6" w:uiPriority="47"/>
-    <w:lsdException w:name="Grid Table 3 Accent 6" w:uiPriority="48"/>
-    <w:lsdException w:name="Grid Table 4 Accent 6" w:uiPriority="49"/>
-    <w:lsdException w:name="Grid Table 5 Dark Accent 6" w:uiPriority="50"/>
-    <w:lsdException w:name="Grid Table 6 Colorful Accent 6" w:uiPriority="51"/>
-    <w:lsdException w:name="Grid Table 7 Colorful Accent 6" w:uiPriority="52"/>
-    <w:lsdException w:name="List Table 1 Light" w:uiPriority="46"/>
-    <w:lsdException w:name="List Table 2" w:uiPriority="47"/>
-    <w:lsdException w:name="List Table 3" w:uiPriority="48"/>
-    <w:lsdException w:name="List Table 4" w:uiPriority="49"/>
-    <w:lsdException w:name="List Table 5 Dark" w:uiPriority="50"/>
-    <w:lsdException w:name="List Table 6 Colorful" w:uiPriority="51"/>
-    <w:lsdException w:name="List Table 7 Colorful" w:uiPriority="52"/>
-    <w:lsdException w:name="List Table 1 Light Accent 1" w:uiPriority="46"/>
-    <w:lsdException w:name="List Table 2 Accent 1" w:uiPriority="47"/>
-    <w:lsdException w:name="List Table 3 Accent 1" w:uiPriority="48"/>
-    <w:lsdException w:name="List Table 4 Accent 1" w:uiPriority="49"/>
-    <w:lsdException w:name="List Table 5 Dark Accent 1" w:uiPriority="50"/>
-    <w:lsdException w:name="List Table 6 Colorful Accent 1" w:uiPriority="51"/>
-    <w:lsdException w:name="List Table 7 Colorful Accent 1" w:uiPriority="52"/>
-    <w:lsdException w:name="List Table 1 Light Accent 2" w:uiPriority="46"/>
-    <w:lsdException w:name="List Table 2 Accent 2" w:uiPriority="47"/>
-    <w:lsdException w:name="List Table 3 Accent 2" w:uiPriority="48"/>
-    <w:lsdException w:name="List Table 4 Accent 2" w:uiPriority="49"/>
-    <w:lsdException w:name="List Table 5 Dark Accent 2" w:uiPriority="50"/>
-    <w:lsdException w:name="List Table 6 Colorful Accent 2" w:uiPriority="51"/>
-    <w:lsdException w:name="List Table 7 Colorful Accent 2" w:uiPriority="52"/>
-    <w:lsdException w:name="List Table 1 Light Accent 3" w:uiPriority="46"/>
-    <w:lsdException w:name="List Table 2 Accent 3" w:uiPriority="47"/>
-    <w:lsdException w:name="List Table 3 Accent 3" w:uiPriority="48"/>
-    <w:lsdException w:name="List Table 4 Accent 3" w:uiPriority="49"/>
-    <w:lsdException w:name="List Table 5 Dark Accent 3" w:uiPriority="50"/>
-    <w:lsdException w:name="List Table 6 Colorful Accent 3" w:uiPriority="51"/>
-    <w:lsdException w:name="List Table 7 Colorful Accent 3" w:uiPriority="52"/>
-    <w:lsdException w:name="List Table 1 Light Accent 4" w:uiPriority="46"/>
-    <w:lsdException w:name="List Table 2 Accent 4" w:uiPriority="47"/>
-    <w:lsdException w:name="List Table 3 Accent 4" w:uiPriority="48"/>
-    <w:lsdException w:name="List Table 4 Accent 4" w:uiPriority="49"/>
-    <w:lsdException w:name="List Table 5 Dark Accent 4" w:uiPriority="50"/>
-    <w:lsdException w:name="List Table 6 Colorful Accent 4" w:uiPriority="51"/>
-    <w:lsdException w:name="List Table 7 Colorful Accent 4" w:uiPriority="52"/>
-    <w:lsdException w:name="List Table 1 Light Accent 5" w:uiPriority="46"/>
-    <w:lsdException w:name="List Table 2 Accent 5" w:uiPriority="47"/>
-    <w:lsdException w:name="List Table 3 Accent 5" w:uiPriority="48"/>
-    <w:lsdException w:name="List Table 4 Accent 5" w:uiPriority="49"/>
-    <w:lsdException w:name="List Table 5 Dark Accent 5" w:uiPriority="50"/>
-    <w:lsdException w:name="List Table 6 Colorful Accent 5" w:uiPriority="51"/>
-    <w:lsdException w:name="List Table 7 Colorful Accent 5" w:uiPriority="52"/>
-    <w:lsdException w:name="List Table 1 Light Accent 6" w:uiPriority="46"/>
-    <w:lsdException w:name="List Table 2 Accent 6" w:uiPriority="47"/>
-    <w:lsdException w:name="List Table 3 Accent 6" w:uiPriority="48"/>
-    <w:lsdException w:name="List Table 4 Accent 6" w:uiPriority="49"/>
-    <w:lsdException w:name="List Table 5 Dark Accent 6" w:uiPriority="50"/>
-    <w:lsdException w:name="List Table 6 Colorful Accent 6" w:uiPriority="51"/>
-    <w:lsdException w:name="List Table 7 Colorful Accent 6" w:uiPriority="52"/>
-  </w:latentStyles>
-  <w:style w:type="paragraph" w:default="1" w:styleId="Normal">
-    <w:name w:val="Normal"/>
-    <w:qFormat/>
-  </w:style>
-  <w:style w:type="character" w:default="1" w:styleId="Fuentedeprrafopredeter">
-    <w:name w:val="Default Paragraph Font"/>
-    <w:uiPriority w:val="1"/>
-    <w:semiHidden/>
-    <w:unhideWhenUsed/>
-  </w:style>
-  <w:style w:type="table" w:default="1" w:styleId="Tablanormal">
-    <w:name w:val="Normal Table"/>
+  <w:style w:type="paragraph" w:styleId="Textonotapie">
+    <w:name w:val="footnote text"/>
+    <w:basedOn w:val="Normal"/>
+    <w:link w:val="TextonotapieCar"/>
     <w:uiPriority w:val="99"/>
     <w:semiHidden/>
     <w:unhideWhenUsed/>
-    <w:tblPr>
-      <w:tblInd w:w="0" w:type="dxa"/>
-      <w:tblCellMar>
-        <w:top w:w="0" w:type="dxa"/>
-        <w:left w:w="108" w:type="dxa"/>
-        <w:bottom w:w="0" w:type="dxa"/>
-        <w:right w:w="108" w:type="dxa"/>
-      </w:tblCellMar>
-    </w:tblPr>
+    <w:rsid w:val="00B524C2"/>
+    <w:pPr>
+      <w:spacing w:before="0" w:after="0"/>
+    </w:pPr>
+    <w:rPr>
+      <w:sz w:val="20"/>
+      <w:szCs w:val="20"/>
+    </w:rPr>
   </w:style>
-  <w:style w:type="numbering" w:default="1" w:styleId="Sinlista">
-    <w:name w:val="No List"/>
+  <w:style w:type="character" w:customStyle="1" w:styleId="TextonotapieCar">
+    <w:name w:val="Texto nota pie Car"/>
+    <w:basedOn w:val="Fuentedeprrafopredeter"/>
+    <w:link w:val="Textonotapie"/>
+    <w:uiPriority w:val="99"/>
+    <w:semiHidden/>
+    <w:rsid w:val="00B524C2"/>
+    <w:rPr>
+      <w:rFonts w:ascii="Cambria Math" w:hAnsi="Cambria Math"/>
+      <w:sz w:val="20"/>
+      <w:szCs w:val="20"/>
+    </w:rPr>
+  </w:style>
+  <w:style w:type="character" w:styleId="Refdenotaalpie">
+    <w:name w:val="footnote reference"/>
+    <w:basedOn w:val="Fuentedeprrafopredeter"/>
     <w:uiPriority w:val="99"/>
     <w:semiHidden/>
     <w:unhideWhenUsed/>
+    <w:rsid w:val="00B524C2"/>
+    <w:rPr>
+      <w:vertAlign w:val="superscript"/>
+    </w:rPr>
   </w:style>
-  <w:style w:type="character" w:styleId="Textodelmarcadordeposicin">
-    <w:name w:val="Placeholder Text"/>
-    <w:basedOn w:val="Fuentedeprrafopredeter"/>
-    <w:uiPriority w:val="99"/>
+  <w:style w:type="paragraph" w:styleId="Descripcin">
+    <w:name w:val="caption"/>
+    <w:basedOn w:val="Normal"/>
+    <w:next w:val="Normal"/>
+    <w:uiPriority w:val="35"/>
     <w:semiHidden/>
-    <w:rsid w:val="007B31EB"/>
+    <w:unhideWhenUsed/>
+    <w:qFormat/>
+    <w:rsid w:val="00B524C2"/>
+    <w:pPr>
+      <w:spacing w:before="0" w:after="200"/>
+    </w:pPr>
     <w:rPr>
-      <w:color w:val="808080"/>
+      <w:i/>
+      <w:iCs/>
+      <w:color w:val="44546A" w:themeColor="text2"/>
+      <w:sz w:val="18"/>
+      <w:szCs w:val="18"/>
     </w:rPr>
   </w:style>
 </w:styles>
-</file>
-
-<file path=word/glossary/webSettings.xml><?xml version="1.0" encoding="utf-8"?>
-<w:webSettings xmlns:mc="http://schemas.openxmlformats.org/markup-compatibility/2006" xmlns:r="http://schemas.openxmlformats.org/officeDocument/2006/relationships" xmlns:w="http://schemas.openxmlformats.org/wordprocessingml/2006/main" xmlns:w14="http://schemas.microsoft.com/office/word/2010/wordml" xmlns:w15="http://schemas.microsoft.com/office/word/2012/wordml" mc:Ignorable="w14 w15">
-  <w:optimizeForBrowser/>
-  <w:allowPNG/>
-</w:webSettings>
 </file>
 
 <file path=word/theme/theme1.xml><?xml version="1.0" encoding="utf-8"?>
@@ -22609,7 +23577,7 @@
 </file>
 
 <file path=customXml/itemProps1.xml><?xml version="1.0" encoding="utf-8"?>
-<ds:datastoreItem xmlns:ds="http://schemas.openxmlformats.org/officeDocument/2006/customXml" ds:itemID="{4E372BB2-15C5-4EAD-9049-B7DEE81373F9}">
+<ds:datastoreItem xmlns:ds="http://schemas.openxmlformats.org/officeDocument/2006/customXml" ds:itemID="{523244D4-1A5F-4405-95B8-E98D074C6208}">
   <ds:schemaRefs>
     <ds:schemaRef ds:uri="http://schemas.openxmlformats.org/officeDocument/2006/bibliography"/>
   </ds:schemaRefs>
